--- a/lessons/6-6/readiness/practice.docx
+++ b/lessons/6-6/readiness/practice.docx
@@ -86,7 +86,1397 @@
     </w:p>
     <w:p>
       <w:pPr>
-        <w:spacing w:after="120" w:before="0"/>
+        <w:spacing w:after="60" w:before="120"/>
+      </w:pPr>
+      <w:r>
+        <w:rPr>
+          <w:b/>
+          <w:bCs/>
+          <w:color w:val="0F2B3C"/>
+          <w:sz w:val="24"/>
+          <w:szCs w:val="24"/>
+        </w:rPr>
+        <w:t xml:space="preserve">Vocabulary Anchor Box</w:t>
+      </w:r>
+    </w:p>
+    <w:tbl>
+      <w:tblPr>
+        <w:tblW w:type="dxa" w:w="9360"/>
+        <w:tblBorders>
+          <w:top w:val="single" w:color="C7D2DD" w:sz="6"/>
+          <w:left w:val="single" w:color="C7D2DD" w:sz="6"/>
+          <w:bottom w:val="single" w:color="C7D2DD" w:sz="6"/>
+          <w:right w:val="single" w:color="C7D2DD" w:sz="6"/>
+          <w:insideH w:val="single" w:color="C7D2DD" w:sz="6"/>
+          <w:insideV w:val="single" w:color="C7D2DD" w:sz="6"/>
+        </w:tblBorders>
+      </w:tblPr>
+      <w:tblGrid>
+        <w:gridCol w:w="1800"/>
+        <w:gridCol w:w="3160"/>
+        <w:gridCol w:w="2200"/>
+        <w:gridCol w:w="2200"/>
+      </w:tblGrid>
+      <w:tr>
+        <w:trPr>
+          <w:cantSplit/>
+          <w:tblHeader/>
+        </w:trPr>
+        <w:tc>
+          <w:tcPr>
+            <w:tcW w:type="dxa" w:w="1800"/>
+            <w:shd w:fill="EEF4F8" w:color="auto" w:val="clear"/>
+            <w:tcMar>
+              <w:top w:type="dxa" w:w="60"/>
+              <w:left w:type="dxa" w:w="100"/>
+              <w:bottom w:type="dxa" w:w="60"/>
+              <w:right w:type="dxa" w:w="100"/>
+            </w:tcMar>
+          </w:tcPr>
+          <w:p>
+            <w:pPr>
+              <w:spacing w:after="0" w:before="0"/>
+            </w:pPr>
+            <w:r>
+              <w:rPr>
+                <w:b/>
+                <w:bCs/>
+                <w:color w:val="0F2B3C"/>
+                <w:sz w:val="18"/>
+                <w:szCs w:val="18"/>
+              </w:rPr>
+              <w:t xml:space="preserve">Concept Term</w:t>
+            </w:r>
+          </w:p>
+        </w:tc>
+        <w:tc>
+          <w:tcPr>
+            <w:tcW w:type="dxa" w:w="3160"/>
+            <w:shd w:fill="EEF4F8" w:color="auto" w:val="clear"/>
+            <w:tcMar>
+              <w:top w:type="dxa" w:w="60"/>
+              <w:left w:type="dxa" w:w="100"/>
+              <w:bottom w:type="dxa" w:w="60"/>
+              <w:right w:type="dxa" w:w="100"/>
+            </w:tcMar>
+          </w:tcPr>
+          <w:p>
+            <w:pPr>
+              <w:spacing w:after="0" w:before="0"/>
+            </w:pPr>
+            <w:r>
+              <w:rPr>
+                <w:b/>
+                <w:bCs/>
+                <w:color w:val="0F2B3C"/>
+                <w:sz w:val="18"/>
+                <w:szCs w:val="18"/>
+              </w:rPr>
+              <w:t xml:space="preserve">Student-Friendly Definition</w:t>
+            </w:r>
+          </w:p>
+        </w:tc>
+        <w:tc>
+          <w:tcPr>
+            <w:tcW w:type="dxa" w:w="2200"/>
+            <w:shd w:fill="EEF4F8" w:color="auto" w:val="clear"/>
+            <w:tcMar>
+              <w:top w:type="dxa" w:w="60"/>
+              <w:left w:type="dxa" w:w="100"/>
+              <w:bottom w:type="dxa" w:w="60"/>
+              <w:right w:type="dxa" w:w="100"/>
+            </w:tcMar>
+          </w:tcPr>
+          <w:p>
+            <w:pPr>
+              <w:spacing w:after="0" w:before="0"/>
+            </w:pPr>
+            <w:r>
+              <w:rPr>
+                <w:b/>
+                <w:bCs/>
+                <w:color w:val="0F2B3C"/>
+                <w:sz w:val="18"/>
+                <w:szCs w:val="18"/>
+              </w:rPr>
+              <w:t xml:space="preserve">Non-Example</w:t>
+            </w:r>
+          </w:p>
+        </w:tc>
+        <w:tc>
+          <w:tcPr>
+            <w:tcW w:type="dxa" w:w="2200"/>
+            <w:shd w:fill="EEF4F8" w:color="auto" w:val="clear"/>
+            <w:tcMar>
+              <w:top w:type="dxa" w:w="60"/>
+              <w:left w:type="dxa" w:w="100"/>
+              <w:bottom w:type="dxa" w:w="60"/>
+              <w:right w:type="dxa" w:w="100"/>
+            </w:tcMar>
+          </w:tcPr>
+          <w:p>
+            <w:pPr>
+              <w:spacing w:after="0" w:before="0"/>
+            </w:pPr>
+            <w:r>
+              <w:rPr>
+                <w:b/>
+                <w:bCs/>
+                <w:color w:val="0F2B3C"/>
+                <w:sz w:val="18"/>
+                <w:szCs w:val="18"/>
+              </w:rPr>
+              <w:t xml:space="preserve">Visual Clue</w:t>
+            </w:r>
+          </w:p>
+        </w:tc>
+      </w:tr>
+      <w:tr>
+        <w:trPr>
+          <w:cantSplit/>
+        </w:trPr>
+        <w:tc>
+          <w:tcPr>
+            <w:tcW w:type="dxa" w:w="1800"/>
+            <w:tcMar>
+              <w:top w:type="dxa" w:w="60"/>
+              <w:left w:type="dxa" w:w="100"/>
+              <w:bottom w:type="dxa" w:w="60"/>
+              <w:right w:type="dxa" w:w="100"/>
+            </w:tcMar>
+            <w:vAlign w:val="top"/>
+          </w:tcPr>
+          <w:p>
+            <w:pPr>
+              <w:spacing w:after="20" w:before="0"/>
+            </w:pPr>
+            <w:r>
+              <w:rPr>
+                <w:b/>
+                <w:bCs/>
+                <w:color w:val="0F2B3C"/>
+                <w:sz w:val="20"/>
+                <w:szCs w:val="20"/>
+              </w:rPr>
+              <w:t xml:space="preserve">Equivalent Expressions</w:t>
+            </w:r>
+          </w:p>
+          <w:p>
+            <w:pPr>
+              <w:spacing w:after="0" w:before="0"/>
+            </w:pPr>
+            <w:r>
+              <w:rPr>
+                <w:i/>
+                <w:iCs/>
+                <w:color w:val="5E6E7E"/>
+                <w:sz w:val="18"/>
+                <w:szCs w:val="18"/>
+              </w:rPr>
+              <w:t xml:space="preserve">Expresiones equivalentes</w:t>
+            </w:r>
+          </w:p>
+        </w:tc>
+        <w:tc>
+          <w:tcPr>
+            <w:tcW w:type="dxa" w:w="3160"/>
+            <w:tcMar>
+              <w:top w:type="dxa" w:w="60"/>
+              <w:left w:type="dxa" w:w="100"/>
+              <w:bottom w:type="dxa" w:w="60"/>
+              <w:right w:type="dxa" w:w="100"/>
+            </w:tcMar>
+            <w:vAlign w:val="top"/>
+          </w:tcPr>
+          <w:p>
+            <w:pPr>
+              <w:spacing w:after="0" w:before="0"/>
+            </w:pPr>
+            <w:r>
+              <w:rPr>
+                <w:sz w:val="19"/>
+                <w:szCs w:val="19"/>
+              </w:rPr>
+              <w:t xml:space="preserve">Expressions that look different but have the same value for every allowed variable value.</w:t>
+            </w:r>
+          </w:p>
+        </w:tc>
+        <w:tc>
+          <w:tcPr>
+            <w:tcW w:type="dxa" w:w="2200"/>
+            <w:tcMar>
+              <w:top w:type="dxa" w:w="60"/>
+              <w:left w:type="dxa" w:w="100"/>
+              <w:bottom w:type="dxa" w:w="60"/>
+              <w:right w:type="dxa" w:w="100"/>
+            </w:tcMar>
+            <w:vAlign w:val="top"/>
+          </w:tcPr>
+          <w:p>
+            <w:pPr>
+              <w:spacing w:after="30" w:before="0"/>
+            </w:pPr>
+            <w:r>
+              <w:rPr>
+                <w:i/>
+                <w:iCs/>
+                <w:color w:val="5E6E7E"/>
+                <w:sz w:val="18"/>
+                <w:szCs w:val="18"/>
+              </w:rPr>
+              <w:t xml:space="preserve">Not Equivalent Expressions: write a counter-example that does not fit the rule.</w:t>
+            </w:r>
+          </w:p>
+          <w:p>
+            <w:pPr>
+              <w:spacing w:after="50" w:before="0"/>
+            </w:pPr>
+            <w:r>
+              <w:rPr>
+                <w:color w:val="BBBBBB"/>
+                <w:sz w:val="18"/>
+                <w:szCs w:val="18"/>
+              </w:rPr>
+              <w:t xml:space="preserve">____________________________</w:t>
+            </w:r>
+          </w:p>
+        </w:tc>
+        <w:tc>
+          <w:tcPr>
+            <w:tcW w:type="dxa" w:w="2200"/>
+            <w:tcMar>
+              <w:top w:type="dxa" w:w="60"/>
+              <w:left w:type="dxa" w:w="100"/>
+              <w:bottom w:type="dxa" w:w="60"/>
+              <w:right w:type="dxa" w:w="100"/>
+            </w:tcMar>
+            <w:vAlign w:val="top"/>
+          </w:tcPr>
+          <w:p>
+            <w:pPr>
+              <w:spacing w:after="0" w:before="0"/>
+            </w:pPr>
+            <w:r>
+              <w:rPr>
+                <w:i/>
+                <w:iCs/>
+                <w:color w:val="5E6E7E"/>
+                <w:sz w:val="18"/>
+                <w:szCs w:val="18"/>
+              </w:rPr>
+              <w:t xml:space="preserve">2(x + 3) and 2x + 6 are equivalent.</w:t>
+            </w:r>
+          </w:p>
+        </w:tc>
+      </w:tr>
+      <w:tr>
+        <w:trPr>
+          <w:cantSplit/>
+        </w:trPr>
+        <w:tc>
+          <w:tcPr>
+            <w:tcW w:type="dxa" w:w="1800"/>
+            <w:tcMar>
+              <w:top w:type="dxa" w:w="60"/>
+              <w:left w:type="dxa" w:w="100"/>
+              <w:bottom w:type="dxa" w:w="60"/>
+              <w:right w:type="dxa" w:w="100"/>
+            </w:tcMar>
+            <w:vAlign w:val="top"/>
+          </w:tcPr>
+          <w:p>
+            <w:pPr>
+              <w:spacing w:after="20" w:before="0"/>
+            </w:pPr>
+            <w:r>
+              <w:rPr>
+                <w:b/>
+                <w:bCs/>
+                <w:color w:val="0F2B3C"/>
+                <w:sz w:val="20"/>
+                <w:szCs w:val="20"/>
+              </w:rPr>
+              <w:t xml:space="preserve">Equivalent</w:t>
+            </w:r>
+          </w:p>
+          <w:p>
+            <w:pPr>
+              <w:spacing w:after="0" w:before="0"/>
+            </w:pPr>
+            <w:r>
+              <w:rPr>
+                <w:i/>
+                <w:iCs/>
+                <w:color w:val="5E6E7E"/>
+                <w:sz w:val="18"/>
+                <w:szCs w:val="18"/>
+              </w:rPr>
+              <w:t xml:space="preserve">Equivalente</w:t>
+            </w:r>
+          </w:p>
+        </w:tc>
+        <w:tc>
+          <w:tcPr>
+            <w:tcW w:type="dxa" w:w="3160"/>
+            <w:tcMar>
+              <w:top w:type="dxa" w:w="60"/>
+              <w:left w:type="dxa" w:w="100"/>
+              <w:bottom w:type="dxa" w:w="60"/>
+              <w:right w:type="dxa" w:w="100"/>
+            </w:tcMar>
+            <w:vAlign w:val="top"/>
+          </w:tcPr>
+          <w:p>
+            <w:pPr>
+              <w:spacing w:after="0" w:before="0"/>
+            </w:pPr>
+            <w:r>
+              <w:rPr>
+                <w:sz w:val="19"/>
+                <w:szCs w:val="19"/>
+              </w:rPr>
+              <w:t xml:space="preserve">Expressions that always have the same value.</w:t>
+            </w:r>
+          </w:p>
+        </w:tc>
+        <w:tc>
+          <w:tcPr>
+            <w:tcW w:type="dxa" w:w="2200"/>
+            <w:tcMar>
+              <w:top w:type="dxa" w:w="60"/>
+              <w:left w:type="dxa" w:w="100"/>
+              <w:bottom w:type="dxa" w:w="60"/>
+              <w:right w:type="dxa" w:w="100"/>
+            </w:tcMar>
+            <w:vAlign w:val="top"/>
+          </w:tcPr>
+          <w:p>
+            <w:pPr>
+              <w:spacing w:after="30" w:before="0"/>
+            </w:pPr>
+            <w:r>
+              <w:rPr>
+                <w:i/>
+                <w:iCs/>
+                <w:color w:val="5E6E7E"/>
+                <w:sz w:val="18"/>
+                <w:szCs w:val="18"/>
+              </w:rPr>
+              <w:t xml:space="preserve">Not Equivalent: write a counter-example that does not fit the rule.</w:t>
+            </w:r>
+          </w:p>
+          <w:p>
+            <w:pPr>
+              <w:spacing w:after="50" w:before="0"/>
+            </w:pPr>
+            <w:r>
+              <w:rPr>
+                <w:color w:val="BBBBBB"/>
+                <w:sz w:val="18"/>
+                <w:szCs w:val="18"/>
+              </w:rPr>
+              <w:t xml:space="preserve">____________________________</w:t>
+            </w:r>
+          </w:p>
+        </w:tc>
+        <w:tc>
+          <w:tcPr>
+            <w:tcW w:type="dxa" w:w="2200"/>
+            <w:tcMar>
+              <w:top w:type="dxa" w:w="60"/>
+              <w:left w:type="dxa" w:w="100"/>
+              <w:bottom w:type="dxa" w:w="60"/>
+              <w:right w:type="dxa" w:w="100"/>
+            </w:tcMar>
+            <w:vAlign w:val="top"/>
+          </w:tcPr>
+          <w:p>
+            <w:pPr>
+              <w:spacing w:after="0" w:before="0"/>
+            </w:pPr>
+            <w:r>
+              <w:rPr>
+                <w:i/>
+                <w:iCs/>
+                <w:color w:val="5E6E7E"/>
+                <w:sz w:val="18"/>
+                <w:szCs w:val="18"/>
+              </w:rPr>
+              <w:t xml:space="preserve">2x + 4 and 2(x + 2): when x = 3, both = 10; when x = 7, both = 18 — always the same</w:t>
+            </w:r>
+          </w:p>
+        </w:tc>
+      </w:tr>
+      <w:tr>
+        <w:trPr>
+          <w:cantSplit/>
+        </w:trPr>
+        <w:tc>
+          <w:tcPr>
+            <w:tcW w:type="dxa" w:w="1800"/>
+            <w:tcMar>
+              <w:top w:type="dxa" w:w="60"/>
+              <w:left w:type="dxa" w:w="100"/>
+              <w:bottom w:type="dxa" w:w="60"/>
+              <w:right w:type="dxa" w:w="100"/>
+            </w:tcMar>
+            <w:vAlign w:val="top"/>
+          </w:tcPr>
+          <w:p>
+            <w:pPr>
+              <w:spacing w:after="20" w:before="0"/>
+            </w:pPr>
+            <w:r>
+              <w:rPr>
+                <w:b/>
+                <w:bCs/>
+                <w:color w:val="0F2B3C"/>
+                <w:sz w:val="20"/>
+                <w:szCs w:val="20"/>
+              </w:rPr>
+              <w:t xml:space="preserve">Simplify</w:t>
+            </w:r>
+          </w:p>
+          <w:p>
+            <w:pPr>
+              <w:spacing w:after="0" w:before="0"/>
+            </w:pPr>
+            <w:r>
+              <w:rPr>
+                <w:i/>
+                <w:iCs/>
+                <w:color w:val="5E6E7E"/>
+                <w:sz w:val="18"/>
+                <w:szCs w:val="18"/>
+              </w:rPr>
+              <w:t xml:space="preserve">Simplificar</w:t>
+            </w:r>
+          </w:p>
+        </w:tc>
+        <w:tc>
+          <w:tcPr>
+            <w:tcW w:type="dxa" w:w="3160"/>
+            <w:tcMar>
+              <w:top w:type="dxa" w:w="60"/>
+              <w:left w:type="dxa" w:w="100"/>
+              <w:bottom w:type="dxa" w:w="60"/>
+              <w:right w:type="dxa" w:w="100"/>
+            </w:tcMar>
+            <w:vAlign w:val="top"/>
+          </w:tcPr>
+          <w:p>
+            <w:pPr>
+              <w:spacing w:after="0" w:before="0"/>
+            </w:pPr>
+            <w:r>
+              <w:rPr>
+                <w:sz w:val="19"/>
+                <w:szCs w:val="19"/>
+              </w:rPr>
+              <w:t xml:space="preserve">To rewrite an expression in a shorter form that is still equal to the original.</w:t>
+            </w:r>
+          </w:p>
+        </w:tc>
+        <w:tc>
+          <w:tcPr>
+            <w:tcW w:type="dxa" w:w="2200"/>
+            <w:tcMar>
+              <w:top w:type="dxa" w:w="60"/>
+              <w:left w:type="dxa" w:w="100"/>
+              <w:bottom w:type="dxa" w:w="60"/>
+              <w:right w:type="dxa" w:w="100"/>
+            </w:tcMar>
+            <w:vAlign w:val="top"/>
+          </w:tcPr>
+          <w:p>
+            <w:pPr>
+              <w:spacing w:after="30" w:before="0"/>
+            </w:pPr>
+            <w:r>
+              <w:rPr>
+                <w:i/>
+                <w:iCs/>
+                <w:color w:val="5E6E7E"/>
+                <w:sz w:val="18"/>
+                <w:szCs w:val="18"/>
+              </w:rPr>
+              <w:t xml:space="preserve">Not Simplify: write a counter-example that does not fit the rule.</w:t>
+            </w:r>
+          </w:p>
+          <w:p>
+            <w:pPr>
+              <w:spacing w:after="50" w:before="0"/>
+            </w:pPr>
+            <w:r>
+              <w:rPr>
+                <w:color w:val="BBBBBB"/>
+                <w:sz w:val="18"/>
+                <w:szCs w:val="18"/>
+              </w:rPr>
+              <w:t xml:space="preserve">____________________________</w:t>
+            </w:r>
+          </w:p>
+        </w:tc>
+        <w:tc>
+          <w:tcPr>
+            <w:tcW w:type="dxa" w:w="2200"/>
+            <w:tcMar>
+              <w:top w:type="dxa" w:w="60"/>
+              <w:left w:type="dxa" w:w="100"/>
+              <w:bottom w:type="dxa" w:w="60"/>
+              <w:right w:type="dxa" w:w="100"/>
+            </w:tcMar>
+            <w:vAlign w:val="top"/>
+          </w:tcPr>
+          <w:p>
+            <w:pPr>
+              <w:spacing w:after="0" w:before="0"/>
+            </w:pPr>
+            <w:r>
+              <w:rPr>
+                <w:i/>
+                <w:iCs/>
+                <w:color w:val="5E6E7E"/>
+                <w:sz w:val="18"/>
+                <w:szCs w:val="18"/>
+              </w:rPr>
+              <w:t xml:space="preserve">3x + 2x + 5 simplifies to 5x + 5 — fewer terms, same value</w:t>
+            </w:r>
+          </w:p>
+        </w:tc>
+      </w:tr>
+      <w:tr>
+        <w:trPr>
+          <w:cantSplit/>
+        </w:trPr>
+        <w:tc>
+          <w:tcPr>
+            <w:tcW w:type="dxa" w:w="1800"/>
+            <w:tcMar>
+              <w:top w:type="dxa" w:w="60"/>
+              <w:left w:type="dxa" w:w="100"/>
+              <w:bottom w:type="dxa" w:w="60"/>
+              <w:right w:type="dxa" w:w="100"/>
+            </w:tcMar>
+            <w:vAlign w:val="top"/>
+          </w:tcPr>
+          <w:p>
+            <w:pPr>
+              <w:spacing w:after="20" w:before="0"/>
+            </w:pPr>
+            <w:r>
+              <w:rPr>
+                <w:b/>
+                <w:bCs/>
+                <w:color w:val="0F2B3C"/>
+                <w:sz w:val="20"/>
+                <w:szCs w:val="20"/>
+              </w:rPr>
+              <w:t xml:space="preserve">Like Terms</w:t>
+            </w:r>
+          </w:p>
+          <w:p>
+            <w:pPr>
+              <w:spacing w:after="0" w:before="0"/>
+            </w:pPr>
+            <w:r>
+              <w:rPr>
+                <w:i/>
+                <w:iCs/>
+                <w:color w:val="5E6E7E"/>
+                <w:sz w:val="18"/>
+                <w:szCs w:val="18"/>
+              </w:rPr>
+              <w:t xml:space="preserve">Términos semejantes</w:t>
+            </w:r>
+          </w:p>
+        </w:tc>
+        <w:tc>
+          <w:tcPr>
+            <w:tcW w:type="dxa" w:w="3160"/>
+            <w:tcMar>
+              <w:top w:type="dxa" w:w="60"/>
+              <w:left w:type="dxa" w:w="100"/>
+              <w:bottom w:type="dxa" w:w="60"/>
+              <w:right w:type="dxa" w:w="100"/>
+            </w:tcMar>
+            <w:vAlign w:val="top"/>
+          </w:tcPr>
+          <w:p>
+            <w:pPr>
+              <w:spacing w:after="0" w:before="0"/>
+            </w:pPr>
+            <w:r>
+              <w:rPr>
+                <w:sz w:val="19"/>
+                <w:szCs w:val="19"/>
+              </w:rPr>
+              <w:t xml:space="preserve">Terms with the same letter raised to the same power, like 2x and 5x.</w:t>
+            </w:r>
+          </w:p>
+        </w:tc>
+        <w:tc>
+          <w:tcPr>
+            <w:tcW w:type="dxa" w:w="2200"/>
+            <w:tcMar>
+              <w:top w:type="dxa" w:w="60"/>
+              <w:left w:type="dxa" w:w="100"/>
+              <w:bottom w:type="dxa" w:w="60"/>
+              <w:right w:type="dxa" w:w="100"/>
+            </w:tcMar>
+            <w:vAlign w:val="top"/>
+          </w:tcPr>
+          <w:p>
+            <w:pPr>
+              <w:spacing w:after="30" w:before="0"/>
+            </w:pPr>
+            <w:r>
+              <w:rPr>
+                <w:i/>
+                <w:iCs/>
+                <w:color w:val="5E6E7E"/>
+                <w:sz w:val="18"/>
+                <w:szCs w:val="18"/>
+              </w:rPr>
+              <w:t xml:space="preserve">Not Like Terms: write a counter-example that does not fit the rule.</w:t>
+            </w:r>
+          </w:p>
+          <w:p>
+            <w:pPr>
+              <w:spacing w:after="50" w:before="0"/>
+            </w:pPr>
+            <w:r>
+              <w:rPr>
+                <w:color w:val="BBBBBB"/>
+                <w:sz w:val="18"/>
+                <w:szCs w:val="18"/>
+              </w:rPr>
+              <w:t xml:space="preserve">____________________________</w:t>
+            </w:r>
+          </w:p>
+        </w:tc>
+        <w:tc>
+          <w:tcPr>
+            <w:tcW w:type="dxa" w:w="2200"/>
+            <w:tcMar>
+              <w:top w:type="dxa" w:w="60"/>
+              <w:left w:type="dxa" w:w="100"/>
+              <w:bottom w:type="dxa" w:w="60"/>
+              <w:right w:type="dxa" w:w="100"/>
+            </w:tcMar>
+            <w:vAlign w:val="top"/>
+          </w:tcPr>
+          <w:p>
+            <w:pPr>
+              <w:spacing w:after="0" w:before="0"/>
+            </w:pPr>
+            <w:r>
+              <w:rPr>
+                <w:i/>
+                <w:iCs/>
+                <w:color w:val="5E6E7E"/>
+                <w:sz w:val="18"/>
+                <w:szCs w:val="18"/>
+              </w:rPr>
+              <w:t xml:space="preserve">3x and 7x are like terms (both x); 3x and 3y are NOT (x vs y); 3x and 3x² are NOT (x vs x²)</w:t>
+            </w:r>
+          </w:p>
+        </w:tc>
+      </w:tr>
+      <w:tr>
+        <w:trPr>
+          <w:cantSplit/>
+        </w:trPr>
+        <w:tc>
+          <w:tcPr>
+            <w:tcW w:type="dxa" w:w="1800"/>
+            <w:tcMar>
+              <w:top w:type="dxa" w:w="60"/>
+              <w:left w:type="dxa" w:w="100"/>
+              <w:bottom w:type="dxa" w:w="60"/>
+              <w:right w:type="dxa" w:w="100"/>
+            </w:tcMar>
+            <w:vAlign w:val="top"/>
+          </w:tcPr>
+          <w:p>
+            <w:pPr>
+              <w:spacing w:after="20" w:before="0"/>
+            </w:pPr>
+            <w:r>
+              <w:rPr>
+                <w:b/>
+                <w:bCs/>
+                <w:color w:val="0F2B3C"/>
+                <w:sz w:val="20"/>
+                <w:szCs w:val="20"/>
+              </w:rPr>
+              <w:t xml:space="preserve">Combine</w:t>
+            </w:r>
+          </w:p>
+          <w:p>
+            <w:pPr>
+              <w:spacing w:after="0" w:before="0"/>
+            </w:pPr>
+            <w:r>
+              <w:rPr>
+                <w:i/>
+                <w:iCs/>
+                <w:color w:val="5E6E7E"/>
+                <w:sz w:val="18"/>
+                <w:szCs w:val="18"/>
+              </w:rPr>
+              <w:t xml:space="preserve">Combinar</w:t>
+            </w:r>
+          </w:p>
+        </w:tc>
+        <w:tc>
+          <w:tcPr>
+            <w:tcW w:type="dxa" w:w="3160"/>
+            <w:tcMar>
+              <w:top w:type="dxa" w:w="60"/>
+              <w:left w:type="dxa" w:w="100"/>
+              <w:bottom w:type="dxa" w:w="60"/>
+              <w:right w:type="dxa" w:w="100"/>
+            </w:tcMar>
+            <w:vAlign w:val="top"/>
+          </w:tcPr>
+          <w:p>
+            <w:pPr>
+              <w:spacing w:after="0" w:before="0"/>
+            </w:pPr>
+            <w:r>
+              <w:rPr>
+                <w:sz w:val="19"/>
+                <w:szCs w:val="19"/>
+              </w:rPr>
+              <w:t xml:space="preserve">To add or subtract terms with the same letter into one.</w:t>
+            </w:r>
+          </w:p>
+        </w:tc>
+        <w:tc>
+          <w:tcPr>
+            <w:tcW w:type="dxa" w:w="2200"/>
+            <w:tcMar>
+              <w:top w:type="dxa" w:w="60"/>
+              <w:left w:type="dxa" w:w="100"/>
+              <w:bottom w:type="dxa" w:w="60"/>
+              <w:right w:type="dxa" w:w="100"/>
+            </w:tcMar>
+            <w:vAlign w:val="top"/>
+          </w:tcPr>
+          <w:p>
+            <w:pPr>
+              <w:spacing w:after="30" w:before="0"/>
+            </w:pPr>
+            <w:r>
+              <w:rPr>
+                <w:i/>
+                <w:iCs/>
+                <w:color w:val="5E6E7E"/>
+                <w:sz w:val="18"/>
+                <w:szCs w:val="18"/>
+              </w:rPr>
+              <w:t xml:space="preserve">Not Combine: write a counter-example that does not fit the rule.</w:t>
+            </w:r>
+          </w:p>
+          <w:p>
+            <w:pPr>
+              <w:spacing w:after="50" w:before="0"/>
+            </w:pPr>
+            <w:r>
+              <w:rPr>
+                <w:color w:val="BBBBBB"/>
+                <w:sz w:val="18"/>
+                <w:szCs w:val="18"/>
+              </w:rPr>
+              <w:t xml:space="preserve">____________________________</w:t>
+            </w:r>
+          </w:p>
+        </w:tc>
+        <w:tc>
+          <w:tcPr>
+            <w:tcW w:type="dxa" w:w="2200"/>
+            <w:tcMar>
+              <w:top w:type="dxa" w:w="60"/>
+              <w:left w:type="dxa" w:w="100"/>
+              <w:bottom w:type="dxa" w:w="60"/>
+              <w:right w:type="dxa" w:w="100"/>
+            </w:tcMar>
+            <w:vAlign w:val="top"/>
+          </w:tcPr>
+          <w:p>
+            <w:pPr>
+              <w:spacing w:after="0" w:before="0"/>
+            </w:pPr>
+            <w:r>
+              <w:rPr>
+                <w:i/>
+                <w:iCs/>
+                <w:color w:val="5E6E7E"/>
+                <w:sz w:val="18"/>
+                <w:szCs w:val="18"/>
+              </w:rPr>
+              <w:t xml:space="preserve">4n + 3n = 7n — add the coefficients (4 + 3 = 7) and keep the variable (n)</w:t>
+            </w:r>
+          </w:p>
+        </w:tc>
+      </w:tr>
+      <w:tr>
+        <w:trPr>
+          <w:cantSplit/>
+        </w:trPr>
+        <w:tc>
+          <w:tcPr>
+            <w:tcW w:type="dxa" w:w="1800"/>
+            <w:tcMar>
+              <w:top w:type="dxa" w:w="60"/>
+              <w:left w:type="dxa" w:w="100"/>
+              <w:bottom w:type="dxa" w:w="60"/>
+              <w:right w:type="dxa" w:w="100"/>
+            </w:tcMar>
+            <w:vAlign w:val="top"/>
+          </w:tcPr>
+          <w:p>
+            <w:pPr>
+              <w:spacing w:after="20" w:before="0"/>
+            </w:pPr>
+            <w:r>
+              <w:rPr>
+                <w:b/>
+                <w:bCs/>
+                <w:color w:val="0F2B3C"/>
+                <w:sz w:val="20"/>
+                <w:szCs w:val="20"/>
+              </w:rPr>
+              <w:t xml:space="preserve">Coefficient</w:t>
+            </w:r>
+          </w:p>
+          <w:p>
+            <w:pPr>
+              <w:spacing w:after="0" w:before="0"/>
+            </w:pPr>
+            <w:r>
+              <w:rPr>
+                <w:i/>
+                <w:iCs/>
+                <w:color w:val="5E6E7E"/>
+                <w:sz w:val="18"/>
+                <w:szCs w:val="18"/>
+              </w:rPr>
+              <w:t xml:space="preserve">Coeficiente</w:t>
+            </w:r>
+          </w:p>
+        </w:tc>
+        <w:tc>
+          <w:tcPr>
+            <w:tcW w:type="dxa" w:w="3160"/>
+            <w:tcMar>
+              <w:top w:type="dxa" w:w="60"/>
+              <w:left w:type="dxa" w:w="100"/>
+              <w:bottom w:type="dxa" w:w="60"/>
+              <w:right w:type="dxa" w:w="100"/>
+            </w:tcMar>
+            <w:vAlign w:val="top"/>
+          </w:tcPr>
+          <w:p>
+            <w:pPr>
+              <w:spacing w:after="0" w:before="0"/>
+            </w:pPr>
+            <w:r>
+              <w:rPr>
+                <w:sz w:val="19"/>
+                <w:szCs w:val="19"/>
+              </w:rPr>
+              <w:t xml:space="preserve">The number in front of a letter, like the 3 in 3x.</w:t>
+            </w:r>
+          </w:p>
+        </w:tc>
+        <w:tc>
+          <w:tcPr>
+            <w:tcW w:type="dxa" w:w="2200"/>
+            <w:tcMar>
+              <w:top w:type="dxa" w:w="60"/>
+              <w:left w:type="dxa" w:w="100"/>
+              <w:bottom w:type="dxa" w:w="60"/>
+              <w:right w:type="dxa" w:w="100"/>
+            </w:tcMar>
+            <w:vAlign w:val="top"/>
+          </w:tcPr>
+          <w:p>
+            <w:pPr>
+              <w:spacing w:after="30" w:before="0"/>
+            </w:pPr>
+            <w:r>
+              <w:rPr>
+                <w:i/>
+                <w:iCs/>
+                <w:color w:val="5E6E7E"/>
+                <w:sz w:val="18"/>
+                <w:szCs w:val="18"/>
+              </w:rPr>
+              <w:t xml:space="preserve">Not Coefficient: write a counter-example that does not fit the rule.</w:t>
+            </w:r>
+          </w:p>
+          <w:p>
+            <w:pPr>
+              <w:spacing w:after="50" w:before="0"/>
+            </w:pPr>
+            <w:r>
+              <w:rPr>
+                <w:color w:val="BBBBBB"/>
+                <w:sz w:val="18"/>
+                <w:szCs w:val="18"/>
+              </w:rPr>
+              <w:t xml:space="preserve">____________________________</w:t>
+            </w:r>
+          </w:p>
+        </w:tc>
+        <w:tc>
+          <w:tcPr>
+            <w:tcW w:type="dxa" w:w="2200"/>
+            <w:tcMar>
+              <w:top w:type="dxa" w:w="60"/>
+              <w:left w:type="dxa" w:w="100"/>
+              <w:bottom w:type="dxa" w:w="60"/>
+              <w:right w:type="dxa" w:w="100"/>
+            </w:tcMar>
+            <w:vAlign w:val="top"/>
+          </w:tcPr>
+          <w:p>
+            <w:pPr>
+              <w:spacing w:after="0" w:before="0"/>
+            </w:pPr>
+            <w:r>
+              <w:rPr>
+                <w:i/>
+                <w:iCs/>
+                <w:color w:val="5E6E7E"/>
+                <w:sz w:val="18"/>
+                <w:szCs w:val="18"/>
+              </w:rPr>
+              <w:t xml:space="preserve">In 5x + 3, the coefficient of x is 5 — when x = 2, the 5x part equals 10</w:t>
+            </w:r>
+          </w:p>
+        </w:tc>
+      </w:tr>
+      <w:tr>
+        <w:trPr>
+          <w:cantSplit/>
+        </w:trPr>
+        <w:tc>
+          <w:tcPr>
+            <w:tcW w:type="dxa" w:w="1800"/>
+            <w:tcMar>
+              <w:top w:type="dxa" w:w="60"/>
+              <w:left w:type="dxa" w:w="100"/>
+              <w:bottom w:type="dxa" w:w="60"/>
+              <w:right w:type="dxa" w:w="100"/>
+            </w:tcMar>
+            <w:vAlign w:val="top"/>
+          </w:tcPr>
+          <w:p>
+            <w:pPr>
+              <w:spacing w:after="20" w:before="0"/>
+            </w:pPr>
+            <w:r>
+              <w:rPr>
+                <w:b/>
+                <w:bCs/>
+                <w:color w:val="0F2B3C"/>
+                <w:sz w:val="20"/>
+                <w:szCs w:val="20"/>
+              </w:rPr>
+              <w:t xml:space="preserve">Commutative Property</w:t>
+            </w:r>
+          </w:p>
+          <w:p>
+            <w:pPr>
+              <w:spacing w:after="0" w:before="0"/>
+            </w:pPr>
+            <w:r>
+              <w:rPr>
+                <w:i/>
+                <w:iCs/>
+                <w:color w:val="5E6E7E"/>
+                <w:sz w:val="18"/>
+                <w:szCs w:val="18"/>
+              </w:rPr>
+              <w:t xml:space="preserve">Propiedad conmutativa</w:t>
+            </w:r>
+          </w:p>
+        </w:tc>
+        <w:tc>
+          <w:tcPr>
+            <w:tcW w:type="dxa" w:w="3160"/>
+            <w:tcMar>
+              <w:top w:type="dxa" w:w="60"/>
+              <w:left w:type="dxa" w:w="100"/>
+              <w:bottom w:type="dxa" w:w="60"/>
+              <w:right w:type="dxa" w:w="100"/>
+            </w:tcMar>
+            <w:vAlign w:val="top"/>
+          </w:tcPr>
+          <w:p>
+            <w:pPr>
+              <w:spacing w:after="0" w:before="0"/>
+            </w:pPr>
+            <w:r>
+              <w:rPr>
+                <w:sz w:val="19"/>
+                <w:szCs w:val="19"/>
+              </w:rPr>
+              <w:t xml:space="preserve">The order of the numbers can change in addition or multiplication without changing the result.</w:t>
+            </w:r>
+          </w:p>
+        </w:tc>
+        <w:tc>
+          <w:tcPr>
+            <w:tcW w:type="dxa" w:w="2200"/>
+            <w:tcMar>
+              <w:top w:type="dxa" w:w="60"/>
+              <w:left w:type="dxa" w:w="100"/>
+              <w:bottom w:type="dxa" w:w="60"/>
+              <w:right w:type="dxa" w:w="100"/>
+            </w:tcMar>
+            <w:vAlign w:val="top"/>
+          </w:tcPr>
+          <w:p>
+            <w:pPr>
+              <w:spacing w:after="30" w:before="0"/>
+            </w:pPr>
+            <w:r>
+              <w:rPr>
+                <w:i/>
+                <w:iCs/>
+                <w:color w:val="5E6E7E"/>
+                <w:sz w:val="18"/>
+                <w:szCs w:val="18"/>
+              </w:rPr>
+              <w:t xml:space="preserve">Not Commutative Property: write a counter-example that does not fit the rule.</w:t>
+            </w:r>
+          </w:p>
+          <w:p>
+            <w:pPr>
+              <w:spacing w:after="50" w:before="0"/>
+            </w:pPr>
+            <w:r>
+              <w:rPr>
+                <w:color w:val="BBBBBB"/>
+                <w:sz w:val="18"/>
+                <w:szCs w:val="18"/>
+              </w:rPr>
+              <w:t xml:space="preserve">____________________________</w:t>
+            </w:r>
+          </w:p>
+        </w:tc>
+        <w:tc>
+          <w:tcPr>
+            <w:tcW w:type="dxa" w:w="2200"/>
+            <w:tcMar>
+              <w:top w:type="dxa" w:w="60"/>
+              <w:left w:type="dxa" w:w="100"/>
+              <w:bottom w:type="dxa" w:w="60"/>
+              <w:right w:type="dxa" w:w="100"/>
+            </w:tcMar>
+            <w:vAlign w:val="top"/>
+          </w:tcPr>
+          <w:p>
+            <w:pPr>
+              <w:spacing w:after="0" w:before="0"/>
+            </w:pPr>
+            <w:r>
+              <w:rPr>
+                <w:i/>
+                <w:iCs/>
+                <w:color w:val="5E6E7E"/>
+                <w:sz w:val="18"/>
+                <w:szCs w:val="18"/>
+              </w:rPr>
+              <w:t xml:space="preserve">a + b = b + a</w:t>
+            </w:r>
+          </w:p>
+        </w:tc>
+      </w:tr>
+      <w:tr>
+        <w:trPr>
+          <w:cantSplit/>
+        </w:trPr>
+        <w:tc>
+          <w:tcPr>
+            <w:tcW w:type="dxa" w:w="1800"/>
+            <w:tcMar>
+              <w:top w:type="dxa" w:w="60"/>
+              <w:left w:type="dxa" w:w="100"/>
+              <w:bottom w:type="dxa" w:w="60"/>
+              <w:right w:type="dxa" w:w="100"/>
+            </w:tcMar>
+            <w:vAlign w:val="top"/>
+          </w:tcPr>
+          <w:p>
+            <w:pPr>
+              <w:spacing w:after="20" w:before="0"/>
+            </w:pPr>
+            <w:r>
+              <w:rPr>
+                <w:b/>
+                <w:bCs/>
+                <w:color w:val="0F2B3C"/>
+                <w:sz w:val="20"/>
+                <w:szCs w:val="20"/>
+              </w:rPr>
+              <w:t xml:space="preserve">Associative Property</w:t>
+            </w:r>
+          </w:p>
+          <w:p>
+            <w:pPr>
+              <w:spacing w:after="0" w:before="0"/>
+            </w:pPr>
+            <w:r>
+              <w:rPr>
+                <w:i/>
+                <w:iCs/>
+                <w:color w:val="5E6E7E"/>
+                <w:sz w:val="18"/>
+                <w:szCs w:val="18"/>
+              </w:rPr>
+              <w:t xml:space="preserve">Propiedad asociativa</w:t>
+            </w:r>
+          </w:p>
+        </w:tc>
+        <w:tc>
+          <w:tcPr>
+            <w:tcW w:type="dxa" w:w="3160"/>
+            <w:tcMar>
+              <w:top w:type="dxa" w:w="60"/>
+              <w:left w:type="dxa" w:w="100"/>
+              <w:bottom w:type="dxa" w:w="60"/>
+              <w:right w:type="dxa" w:w="100"/>
+            </w:tcMar>
+            <w:vAlign w:val="top"/>
+          </w:tcPr>
+          <w:p>
+            <w:pPr>
+              <w:spacing w:after="0" w:before="0"/>
+            </w:pPr>
+            <w:r>
+              <w:rPr>
+                <w:sz w:val="19"/>
+                <w:szCs w:val="19"/>
+              </w:rPr>
+              <w:t xml:space="preserve">The grouping of the numbers can change in addition or multiplication without changing the result.</w:t>
+            </w:r>
+          </w:p>
+        </w:tc>
+        <w:tc>
+          <w:tcPr>
+            <w:tcW w:type="dxa" w:w="2200"/>
+            <w:tcMar>
+              <w:top w:type="dxa" w:w="60"/>
+              <w:left w:type="dxa" w:w="100"/>
+              <w:bottom w:type="dxa" w:w="60"/>
+              <w:right w:type="dxa" w:w="100"/>
+            </w:tcMar>
+            <w:vAlign w:val="top"/>
+          </w:tcPr>
+          <w:p>
+            <w:pPr>
+              <w:spacing w:after="30" w:before="0"/>
+            </w:pPr>
+            <w:r>
+              <w:rPr>
+                <w:i/>
+                <w:iCs/>
+                <w:color w:val="5E6E7E"/>
+                <w:sz w:val="18"/>
+                <w:szCs w:val="18"/>
+              </w:rPr>
+              <w:t xml:space="preserve">Not Associative Property: write a counter-example that does not fit the rule.</w:t>
+            </w:r>
+          </w:p>
+          <w:p>
+            <w:pPr>
+              <w:spacing w:after="50" w:before="0"/>
+            </w:pPr>
+            <w:r>
+              <w:rPr>
+                <w:color w:val="BBBBBB"/>
+                <w:sz w:val="18"/>
+                <w:szCs w:val="18"/>
+              </w:rPr>
+              <w:t xml:space="preserve">____________________________</w:t>
+            </w:r>
+          </w:p>
+        </w:tc>
+        <w:tc>
+          <w:tcPr>
+            <w:tcW w:type="dxa" w:w="2200"/>
+            <w:tcMar>
+              <w:top w:type="dxa" w:w="60"/>
+              <w:left w:type="dxa" w:w="100"/>
+              <w:bottom w:type="dxa" w:w="60"/>
+              <w:right w:type="dxa" w:w="100"/>
+            </w:tcMar>
+            <w:vAlign w:val="top"/>
+          </w:tcPr>
+          <w:p>
+            <w:pPr>
+              <w:spacing w:after="0" w:before="0"/>
+            </w:pPr>
+            <w:r>
+              <w:rPr>
+                <w:i/>
+                <w:iCs/>
+                <w:color w:val="5E6E7E"/>
+                <w:sz w:val="18"/>
+                <w:szCs w:val="18"/>
+              </w:rPr>
+              <w:t xml:space="preserve">(a + b) + c = a + (b + c)</w:t>
+            </w:r>
+          </w:p>
+        </w:tc>
+      </w:tr>
+      <w:tr>
+        <w:trPr>
+          <w:cantSplit/>
+        </w:trPr>
+        <w:tc>
+          <w:tcPr>
+            <w:tcW w:type="dxa" w:w="1800"/>
+            <w:tcMar>
+              <w:top w:type="dxa" w:w="60"/>
+              <w:left w:type="dxa" w:w="100"/>
+              <w:bottom w:type="dxa" w:w="60"/>
+              <w:right w:type="dxa" w:w="100"/>
+            </w:tcMar>
+            <w:vAlign w:val="top"/>
+          </w:tcPr>
+          <w:p>
+            <w:pPr>
+              <w:spacing w:after="20" w:before="0"/>
+            </w:pPr>
+            <w:r>
+              <w:rPr>
+                <w:b/>
+                <w:bCs/>
+                <w:color w:val="0F2B3C"/>
+                <w:sz w:val="20"/>
+                <w:szCs w:val="20"/>
+              </w:rPr>
+              <w:t xml:space="preserve">Counterexample</w:t>
+            </w:r>
+          </w:p>
+          <w:p>
+            <w:pPr>
+              <w:spacing w:after="0" w:before="0"/>
+            </w:pPr>
+            <w:r>
+              <w:rPr>
+                <w:i/>
+                <w:iCs/>
+                <w:color w:val="5E6E7E"/>
+                <w:sz w:val="18"/>
+                <w:szCs w:val="18"/>
+              </w:rPr>
+              <w:t xml:space="preserve">Contraejemplo</w:t>
+            </w:r>
+          </w:p>
+        </w:tc>
+        <w:tc>
+          <w:tcPr>
+            <w:tcW w:type="dxa" w:w="3160"/>
+            <w:tcMar>
+              <w:top w:type="dxa" w:w="60"/>
+              <w:left w:type="dxa" w:w="100"/>
+              <w:bottom w:type="dxa" w:w="60"/>
+              <w:right w:type="dxa" w:w="100"/>
+            </w:tcMar>
+            <w:vAlign w:val="top"/>
+          </w:tcPr>
+          <w:p>
+            <w:pPr>
+              <w:spacing w:after="0" w:before="0"/>
+            </w:pPr>
+            <w:r>
+              <w:rPr>
+                <w:sz w:val="19"/>
+                <w:szCs w:val="19"/>
+              </w:rPr>
+              <w:t xml:space="preserve">One test value that shows two expressions are not equivalent.</w:t>
+            </w:r>
+          </w:p>
+        </w:tc>
+        <w:tc>
+          <w:tcPr>
+            <w:tcW w:type="dxa" w:w="2200"/>
+            <w:tcMar>
+              <w:top w:type="dxa" w:w="60"/>
+              <w:left w:type="dxa" w:w="100"/>
+              <w:bottom w:type="dxa" w:w="60"/>
+              <w:right w:type="dxa" w:w="100"/>
+            </w:tcMar>
+            <w:vAlign w:val="top"/>
+          </w:tcPr>
+          <w:p>
+            <w:pPr>
+              <w:spacing w:after="30" w:before="0"/>
+            </w:pPr>
+            <w:r>
+              <w:rPr>
+                <w:i/>
+                <w:iCs/>
+                <w:color w:val="5E6E7E"/>
+                <w:sz w:val="18"/>
+                <w:szCs w:val="18"/>
+              </w:rPr>
+              <w:t xml:space="preserve">Not Counterexample: write a counter-example that does not fit the rule.</w:t>
+            </w:r>
+          </w:p>
+          <w:p>
+            <w:pPr>
+              <w:spacing w:after="50" w:before="0"/>
+            </w:pPr>
+            <w:r>
+              <w:rPr>
+                <w:color w:val="BBBBBB"/>
+                <w:sz w:val="18"/>
+                <w:szCs w:val="18"/>
+              </w:rPr>
+              <w:t xml:space="preserve">____________________________</w:t>
+            </w:r>
+          </w:p>
+        </w:tc>
+        <w:tc>
+          <w:tcPr>
+            <w:tcW w:type="dxa" w:w="2200"/>
+            <w:tcMar>
+              <w:top w:type="dxa" w:w="60"/>
+              <w:left w:type="dxa" w:w="100"/>
+              <w:bottom w:type="dxa" w:w="60"/>
+              <w:right w:type="dxa" w:w="100"/>
+            </w:tcMar>
+            <w:vAlign w:val="top"/>
+          </w:tcPr>
+          <w:p>
+            <w:pPr>
+              <w:spacing w:after="0" w:before="0"/>
+            </w:pPr>
+            <w:r>
+              <w:rPr>
+                <w:i/>
+                <w:iCs/>
+                <w:color w:val="5E6E7E"/>
+                <w:sz w:val="18"/>
+                <w:szCs w:val="18"/>
+              </w:rPr>
+              <w:t xml:space="preserve">One mismatch is enough.</w:t>
+            </w:r>
+          </w:p>
+        </w:tc>
+      </w:tr>
+    </w:tbl>
+    <w:p>
+      <w:pPr>
+        <w:spacing w:after="120" w:before="140"/>
       </w:pPr>
       <w:r>
         <w:rPr>
@@ -127,73 +1517,922 @@
         <w:t xml:space="preserve">Put the number in the box, one step at a time.</w:t>
       </w:r>
     </w:p>
+    <w:tbl>
+      <w:tblPr>
+        <w:tblW w:type="dxa" w:w="9360"/>
+        <w:tblBorders>
+          <w:top w:val="single" w:color="C7D2DD" w:sz="6"/>
+          <w:left w:val="single" w:color="C7D2DD" w:sz="6"/>
+          <w:bottom w:val="single" w:color="C7D2DD" w:sz="6"/>
+          <w:right w:val="single" w:color="C7D2DD" w:sz="6"/>
+          <w:insideH w:val="single" w:color="C7D2DD" w:sz="6"/>
+          <w:insideV w:val="single" w:color="C7D2DD" w:sz="6"/>
+        </w:tblBorders>
+      </w:tblPr>
+      <w:tblGrid>
+        <w:gridCol w:w="2800"/>
+        <w:gridCol w:w="3560"/>
+        <w:gridCol w:w="3000"/>
+      </w:tblGrid>
+      <w:tr>
+        <w:trPr>
+          <w:cantSplit/>
+          <w:tblHeader/>
+        </w:trPr>
+        <w:tc>
+          <w:tcPr>
+            <w:tcW w:type="dxa" w:w="2800"/>
+            <w:shd w:fill="EEF4F8" w:color="auto" w:val="clear"/>
+            <w:tcMar>
+              <w:top w:type="dxa" w:w="60"/>
+              <w:left w:type="dxa" w:w="100"/>
+              <w:bottom w:type="dxa" w:w="60"/>
+              <w:right w:type="dxa" w:w="100"/>
+            </w:tcMar>
+          </w:tcPr>
+          <w:p>
+            <w:pPr>
+              <w:spacing w:after="0" w:before="0"/>
+            </w:pPr>
+            <w:r>
+              <w:rPr>
+                <w:b/>
+                <w:bCs/>
+                <w:color w:val="0F2B3C"/>
+                <w:sz w:val="16"/>
+                <w:szCs w:val="16"/>
+              </w:rPr>
+              <w:t xml:space="preserve">CORE PROBLEM / GIVEN REPRESENTATION</w:t>
+            </w:r>
+          </w:p>
+        </w:tc>
+        <w:tc>
+          <w:tcPr>
+            <w:tcW w:type="dxa" w:w="3560"/>
+            <w:shd w:fill="EEF4F8" w:color="auto" w:val="clear"/>
+            <w:tcMar>
+              <w:top w:type="dxa" w:w="60"/>
+              <w:left w:type="dxa" w:w="100"/>
+              <w:bottom w:type="dxa" w:w="60"/>
+              <w:right w:type="dxa" w:w="100"/>
+            </w:tcMar>
+          </w:tcPr>
+          <w:p>
+            <w:pPr>
+              <w:spacing w:after="0" w:before="0"/>
+            </w:pPr>
+            <w:r>
+              <w:rPr>
+                <w:b/>
+                <w:bCs/>
+                <w:color w:val="0F2B3C"/>
+                <w:sz w:val="16"/>
+                <w:szCs w:val="16"/>
+              </w:rPr>
+              <w:t xml:space="preserve">WORKING SPACE / CALCULATION STEPS</w:t>
+            </w:r>
+          </w:p>
+        </w:tc>
+        <w:tc>
+          <w:tcPr>
+            <w:tcW w:type="dxa" w:w="3000"/>
+            <w:shd w:fill="FBF3E2" w:color="auto" w:val="clear"/>
+            <w:tcMar>
+              <w:top w:type="dxa" w:w="60"/>
+              <w:left w:type="dxa" w:w="100"/>
+              <w:bottom w:type="dxa" w:w="60"/>
+              <w:right w:type="dxa" w:w="100"/>
+            </w:tcMar>
+          </w:tcPr>
+          <w:p>
+            <w:pPr>
+              <w:spacing w:after="0" w:before="0"/>
+            </w:pPr>
+            <w:r>
+              <w:rPr>
+                <w:b/>
+                <w:bCs/>
+                <w:color w:val="7A5400"/>
+                <w:sz w:val="16"/>
+                <w:szCs w:val="16"/>
+              </w:rPr>
+              <w:t xml:space="preserve">EXPLAIN YOUR REASONING</w:t>
+            </w:r>
+          </w:p>
+        </w:tc>
+      </w:tr>
+      <w:tr>
+        <w:trPr>
+          <w:cantSplit/>
+        </w:trPr>
+        <w:tc>
+          <w:tcPr>
+            <w:tcW w:type="dxa" w:w="2800"/>
+            <w:tcMar>
+              <w:top w:type="dxa" w:w="80"/>
+              <w:left w:type="dxa" w:w="100"/>
+              <w:bottom w:type="dxa" w:w="80"/>
+              <w:right w:type="dxa" w:w="100"/>
+            </w:tcMar>
+            <w:vAlign w:val="top"/>
+          </w:tcPr>
+          <w:p>
+            <w:pPr>
+              <w:spacing w:after="40" w:before="0"/>
+            </w:pPr>
+            <w:r>
+              <w:rPr>
+                <w:b/>
+                <w:bCs/>
+                <w:color w:val="0F2B3C"/>
+                <w:sz w:val="20"/>
+                <w:szCs w:val="20"/>
+              </w:rPr>
+              <w:t xml:space="preserve">1.  ▢ = 4. What is ▢ + 1?</w:t>
+            </w:r>
+          </w:p>
+        </w:tc>
+        <w:tc>
+          <w:tcPr>
+            <w:tcW w:type="dxa" w:w="3560"/>
+            <w:tcMar>
+              <w:top w:type="dxa" w:w="80"/>
+              <w:left w:type="dxa" w:w="100"/>
+              <w:bottom w:type="dxa" w:w="80"/>
+              <w:right w:type="dxa" w:w="100"/>
+            </w:tcMar>
+            <w:vAlign w:val="top"/>
+          </w:tcPr>
+          <w:p>
+            <w:pPr>
+              <w:spacing w:after="50" w:before="0"/>
+            </w:pPr>
+            <w:r>
+              <w:rPr>
+                <w:color w:val="BBBBBB"/>
+                <w:sz w:val="18"/>
+                <w:szCs w:val="18"/>
+              </w:rPr>
+              <w:t xml:space="preserve">____________________________</w:t>
+            </w:r>
+          </w:p>
+          <w:p>
+            <w:pPr>
+              <w:spacing w:after="50" w:before="0"/>
+            </w:pPr>
+            <w:r>
+              <w:rPr>
+                <w:color w:val="BBBBBB"/>
+                <w:sz w:val="18"/>
+                <w:szCs w:val="18"/>
+              </w:rPr>
+              <w:t xml:space="preserve">____________________________</w:t>
+            </w:r>
+          </w:p>
+          <w:p>
+            <w:pPr>
+              <w:spacing w:after="50" w:before="0"/>
+            </w:pPr>
+            <w:r>
+              <w:rPr>
+                <w:color w:val="BBBBBB"/>
+                <w:sz w:val="18"/>
+                <w:szCs w:val="18"/>
+              </w:rPr>
+              <w:t xml:space="preserve">____________________________</w:t>
+            </w:r>
+          </w:p>
+          <w:p>
+            <w:pPr>
+              <w:spacing w:after="50" w:before="0"/>
+            </w:pPr>
+            <w:r>
+              <w:rPr>
+                <w:color w:val="BBBBBB"/>
+                <w:sz w:val="18"/>
+                <w:szCs w:val="18"/>
+              </w:rPr>
+              <w:t xml:space="preserve">____________________________</w:t>
+            </w:r>
+          </w:p>
+        </w:tc>
+        <w:tc>
+          <w:tcPr>
+            <w:tcW w:type="dxa" w:w="3000"/>
+            <w:shd w:fill="FBF3E2" w:color="auto" w:val="clear"/>
+            <w:tcMar>
+              <w:top w:type="dxa" w:w="80"/>
+              <w:left w:type="dxa" w:w="100"/>
+              <w:bottom w:type="dxa" w:w="80"/>
+              <w:right w:type="dxa" w:w="100"/>
+            </w:tcMar>
+            <w:vAlign w:val="top"/>
+          </w:tcPr>
+          <w:p>
+            <w:pPr>
+              <w:spacing w:after="30" w:before="0"/>
+            </w:pPr>
+            <w:r>
+              <w:rPr>
+                <w:b/>
+                <w:bCs/>
+                <w:color w:val="0F2B3C"/>
+                <w:sz w:val="18"/>
+                <w:szCs w:val="18"/>
+              </w:rPr>
+              <w:t xml:space="preserve">Because... ________________</w:t>
+            </w:r>
+          </w:p>
+          <w:p>
+            <w:pPr>
+              <w:spacing w:after="50" w:before="0"/>
+            </w:pPr>
+            <w:r>
+              <w:rPr>
+                <w:color w:val="BBBBBB"/>
+                <w:sz w:val="18"/>
+                <w:szCs w:val="18"/>
+              </w:rPr>
+              <w:t xml:space="preserve">____________________________</w:t>
+            </w:r>
+          </w:p>
+          <w:p>
+            <w:pPr>
+              <w:spacing w:after="30" w:before="40"/>
+            </w:pPr>
+            <w:r>
+              <w:rPr>
+                <w:b/>
+                <w:bCs/>
+                <w:color w:val="1A6FB5"/>
+                <w:sz w:val="18"/>
+                <w:szCs w:val="18"/>
+              </w:rPr>
+              <w:t xml:space="preserve">Although... _______________</w:t>
+            </w:r>
+          </w:p>
+          <w:p>
+            <w:pPr>
+              <w:spacing w:after="50" w:before="0"/>
+            </w:pPr>
+            <w:r>
+              <w:rPr>
+                <w:color w:val="BBBBBB"/>
+                <w:sz w:val="18"/>
+                <w:szCs w:val="18"/>
+              </w:rPr>
+              <w:t xml:space="preserve">____________________________</w:t>
+            </w:r>
+          </w:p>
+          <w:p>
+            <w:pPr>
+              <w:spacing w:after="30" w:before="40"/>
+            </w:pPr>
+            <w:r>
+              <w:rPr>
+                <w:b/>
+                <w:bCs/>
+                <w:color w:val="7A5400"/>
+                <w:sz w:val="18"/>
+                <w:szCs w:val="18"/>
+              </w:rPr>
+              <w:t xml:space="preserve">Therefore... ______________</w:t>
+            </w:r>
+          </w:p>
+          <w:p>
+            <w:pPr>
+              <w:spacing w:after="50" w:before="0"/>
+            </w:pPr>
+            <w:r>
+              <w:rPr>
+                <w:color w:val="BBBBBB"/>
+                <w:sz w:val="18"/>
+                <w:szCs w:val="18"/>
+              </w:rPr>
+              <w:t xml:space="preserve">____________________________</w:t>
+            </w:r>
+          </w:p>
+        </w:tc>
+      </w:tr>
+    </w:tbl>
     <w:p>
       <w:pPr>
-        <w:spacing w:after="40" w:before="0"/>
-      </w:pPr>
-      <w:r>
-        <w:rPr>
-          <w:sz w:val="22"/>
-          <w:szCs w:val="22"/>
-        </w:rPr>
-        <w:t xml:space="preserve">1.  ▢ = 4. What is ▢ + 1?</w:t>
+        <w:spacing w:after="60" w:before="0"/>
+      </w:pPr>
+      <w:r>
+        <w:t xml:space="preserve"/>
       </w:r>
     </w:p>
+    <w:tbl>
+      <w:tblPr>
+        <w:tblW w:type="dxa" w:w="9360"/>
+        <w:tblBorders>
+          <w:top w:val="single" w:color="C7D2DD" w:sz="6"/>
+          <w:left w:val="single" w:color="C7D2DD" w:sz="6"/>
+          <w:bottom w:val="single" w:color="C7D2DD" w:sz="6"/>
+          <w:right w:val="single" w:color="C7D2DD" w:sz="6"/>
+          <w:insideH w:val="single" w:color="C7D2DD" w:sz="6"/>
+          <w:insideV w:val="single" w:color="C7D2DD" w:sz="6"/>
+        </w:tblBorders>
+      </w:tblPr>
+      <w:tblGrid>
+        <w:gridCol w:w="2800"/>
+        <w:gridCol w:w="3560"/>
+        <w:gridCol w:w="3000"/>
+      </w:tblGrid>
+      <w:tr>
+        <w:trPr>
+          <w:cantSplit/>
+          <w:tblHeader/>
+        </w:trPr>
+        <w:tc>
+          <w:tcPr>
+            <w:tcW w:type="dxa" w:w="2800"/>
+            <w:shd w:fill="EEF4F8" w:color="auto" w:val="clear"/>
+            <w:tcMar>
+              <w:top w:type="dxa" w:w="60"/>
+              <w:left w:type="dxa" w:w="100"/>
+              <w:bottom w:type="dxa" w:w="60"/>
+              <w:right w:type="dxa" w:w="100"/>
+            </w:tcMar>
+          </w:tcPr>
+          <w:p>
+            <w:pPr>
+              <w:spacing w:after="0" w:before="0"/>
+            </w:pPr>
+            <w:r>
+              <w:rPr>
+                <w:b/>
+                <w:bCs/>
+                <w:color w:val="0F2B3C"/>
+                <w:sz w:val="16"/>
+                <w:szCs w:val="16"/>
+              </w:rPr>
+              <w:t xml:space="preserve">CORE PROBLEM / GIVEN REPRESENTATION</w:t>
+            </w:r>
+          </w:p>
+        </w:tc>
+        <w:tc>
+          <w:tcPr>
+            <w:tcW w:type="dxa" w:w="3560"/>
+            <w:shd w:fill="EEF4F8" w:color="auto" w:val="clear"/>
+            <w:tcMar>
+              <w:top w:type="dxa" w:w="60"/>
+              <w:left w:type="dxa" w:w="100"/>
+              <w:bottom w:type="dxa" w:w="60"/>
+              <w:right w:type="dxa" w:w="100"/>
+            </w:tcMar>
+          </w:tcPr>
+          <w:p>
+            <w:pPr>
+              <w:spacing w:after="0" w:before="0"/>
+            </w:pPr>
+            <w:r>
+              <w:rPr>
+                <w:b/>
+                <w:bCs/>
+                <w:color w:val="0F2B3C"/>
+                <w:sz w:val="16"/>
+                <w:szCs w:val="16"/>
+              </w:rPr>
+              <w:t xml:space="preserve">WORKING SPACE / CALCULATION STEPS</w:t>
+            </w:r>
+          </w:p>
+        </w:tc>
+        <w:tc>
+          <w:tcPr>
+            <w:tcW w:type="dxa" w:w="3000"/>
+            <w:shd w:fill="FBF3E2" w:color="auto" w:val="clear"/>
+            <w:tcMar>
+              <w:top w:type="dxa" w:w="60"/>
+              <w:left w:type="dxa" w:w="100"/>
+              <w:bottom w:type="dxa" w:w="60"/>
+              <w:right w:type="dxa" w:w="100"/>
+            </w:tcMar>
+          </w:tcPr>
+          <w:p>
+            <w:pPr>
+              <w:spacing w:after="0" w:before="0"/>
+            </w:pPr>
+            <w:r>
+              <w:rPr>
+                <w:b/>
+                <w:bCs/>
+                <w:color w:val="7A5400"/>
+                <w:sz w:val="16"/>
+                <w:szCs w:val="16"/>
+              </w:rPr>
+              <w:t xml:space="preserve">EXPLAIN YOUR REASONING</w:t>
+            </w:r>
+          </w:p>
+        </w:tc>
+      </w:tr>
+      <w:tr>
+        <w:trPr>
+          <w:cantSplit/>
+        </w:trPr>
+        <w:tc>
+          <w:tcPr>
+            <w:tcW w:type="dxa" w:w="2800"/>
+            <w:tcMar>
+              <w:top w:type="dxa" w:w="80"/>
+              <w:left w:type="dxa" w:w="100"/>
+              <w:bottom w:type="dxa" w:w="80"/>
+              <w:right w:type="dxa" w:w="100"/>
+            </w:tcMar>
+            <w:vAlign w:val="top"/>
+          </w:tcPr>
+          <w:p>
+            <w:pPr>
+              <w:spacing w:after="40" w:before="0"/>
+            </w:pPr>
+            <w:r>
+              <w:rPr>
+                <w:b/>
+                <w:bCs/>
+                <w:color w:val="0F2B3C"/>
+                <w:sz w:val="20"/>
+                <w:szCs w:val="20"/>
+              </w:rPr>
+              <w:t xml:space="preserve">2.  ▢ = 4. What is 1 + ▢?</w:t>
+            </w:r>
+          </w:p>
+        </w:tc>
+        <w:tc>
+          <w:tcPr>
+            <w:tcW w:type="dxa" w:w="3560"/>
+            <w:tcMar>
+              <w:top w:type="dxa" w:w="80"/>
+              <w:left w:type="dxa" w:w="100"/>
+              <w:bottom w:type="dxa" w:w="80"/>
+              <w:right w:type="dxa" w:w="100"/>
+            </w:tcMar>
+            <w:vAlign w:val="top"/>
+          </w:tcPr>
+          <w:p>
+            <w:pPr>
+              <w:spacing w:after="50" w:before="0"/>
+            </w:pPr>
+            <w:r>
+              <w:rPr>
+                <w:color w:val="BBBBBB"/>
+                <w:sz w:val="18"/>
+                <w:szCs w:val="18"/>
+              </w:rPr>
+              <w:t xml:space="preserve">____________________________</w:t>
+            </w:r>
+          </w:p>
+          <w:p>
+            <w:pPr>
+              <w:spacing w:after="50" w:before="0"/>
+            </w:pPr>
+            <w:r>
+              <w:rPr>
+                <w:color w:val="BBBBBB"/>
+                <w:sz w:val="18"/>
+                <w:szCs w:val="18"/>
+              </w:rPr>
+              <w:t xml:space="preserve">____________________________</w:t>
+            </w:r>
+          </w:p>
+          <w:p>
+            <w:pPr>
+              <w:spacing w:after="50" w:before="0"/>
+            </w:pPr>
+            <w:r>
+              <w:rPr>
+                <w:color w:val="BBBBBB"/>
+                <w:sz w:val="18"/>
+                <w:szCs w:val="18"/>
+              </w:rPr>
+              <w:t xml:space="preserve">____________________________</w:t>
+            </w:r>
+          </w:p>
+          <w:p>
+            <w:pPr>
+              <w:spacing w:after="50" w:before="0"/>
+            </w:pPr>
+            <w:r>
+              <w:rPr>
+                <w:color w:val="BBBBBB"/>
+                <w:sz w:val="18"/>
+                <w:szCs w:val="18"/>
+              </w:rPr>
+              <w:t xml:space="preserve">____________________________</w:t>
+            </w:r>
+          </w:p>
+        </w:tc>
+        <w:tc>
+          <w:tcPr>
+            <w:tcW w:type="dxa" w:w="3000"/>
+            <w:shd w:fill="FBF3E2" w:color="auto" w:val="clear"/>
+            <w:tcMar>
+              <w:top w:type="dxa" w:w="80"/>
+              <w:left w:type="dxa" w:w="100"/>
+              <w:bottom w:type="dxa" w:w="80"/>
+              <w:right w:type="dxa" w:w="100"/>
+            </w:tcMar>
+            <w:vAlign w:val="top"/>
+          </w:tcPr>
+          <w:p>
+            <w:pPr>
+              <w:spacing w:after="30" w:before="0"/>
+            </w:pPr>
+            <w:r>
+              <w:rPr>
+                <w:b/>
+                <w:bCs/>
+                <w:color w:val="0F2B3C"/>
+                <w:sz w:val="18"/>
+                <w:szCs w:val="18"/>
+              </w:rPr>
+              <w:t xml:space="preserve">Because... ________________</w:t>
+            </w:r>
+          </w:p>
+          <w:p>
+            <w:pPr>
+              <w:spacing w:after="50" w:before="0"/>
+            </w:pPr>
+            <w:r>
+              <w:rPr>
+                <w:color w:val="BBBBBB"/>
+                <w:sz w:val="18"/>
+                <w:szCs w:val="18"/>
+              </w:rPr>
+              <w:t xml:space="preserve">____________________________</w:t>
+            </w:r>
+          </w:p>
+          <w:p>
+            <w:pPr>
+              <w:spacing w:after="30" w:before="40"/>
+            </w:pPr>
+            <w:r>
+              <w:rPr>
+                <w:b/>
+                <w:bCs/>
+                <w:color w:val="1A6FB5"/>
+                <w:sz w:val="18"/>
+                <w:szCs w:val="18"/>
+              </w:rPr>
+              <w:t xml:space="preserve">Although... _______________</w:t>
+            </w:r>
+          </w:p>
+          <w:p>
+            <w:pPr>
+              <w:spacing w:after="50" w:before="0"/>
+            </w:pPr>
+            <w:r>
+              <w:rPr>
+                <w:color w:val="BBBBBB"/>
+                <w:sz w:val="18"/>
+                <w:szCs w:val="18"/>
+              </w:rPr>
+              <w:t xml:space="preserve">____________________________</w:t>
+            </w:r>
+          </w:p>
+          <w:p>
+            <w:pPr>
+              <w:spacing w:after="30" w:before="40"/>
+            </w:pPr>
+            <w:r>
+              <w:rPr>
+                <w:b/>
+                <w:bCs/>
+                <w:color w:val="7A5400"/>
+                <w:sz w:val="18"/>
+                <w:szCs w:val="18"/>
+              </w:rPr>
+              <w:t xml:space="preserve">Therefore... ______________</w:t>
+            </w:r>
+          </w:p>
+          <w:p>
+            <w:pPr>
+              <w:spacing w:after="50" w:before="0"/>
+            </w:pPr>
+            <w:r>
+              <w:rPr>
+                <w:color w:val="BBBBBB"/>
+                <w:sz w:val="18"/>
+                <w:szCs w:val="18"/>
+              </w:rPr>
+              <w:t xml:space="preserve">____________________________</w:t>
+            </w:r>
+          </w:p>
+        </w:tc>
+      </w:tr>
+    </w:tbl>
     <w:p>
       <w:pPr>
-        <w:spacing w:after="80" w:before="0"/>
-      </w:pPr>
-      <w:r>
-        <w:rPr>
-          <w:color w:val="BBBBBB"/>
-        </w:rPr>
-        <w:t xml:space="preserve">____________________________________________________</w:t>
+        <w:spacing w:after="60" w:before="0"/>
+      </w:pPr>
+      <w:r>
+        <w:t xml:space="preserve"/>
       </w:r>
     </w:p>
+    <w:tbl>
+      <w:tblPr>
+        <w:tblW w:type="dxa" w:w="9360"/>
+        <w:tblBorders>
+          <w:top w:val="single" w:color="C7D2DD" w:sz="6"/>
+          <w:left w:val="single" w:color="C7D2DD" w:sz="6"/>
+          <w:bottom w:val="single" w:color="C7D2DD" w:sz="6"/>
+          <w:right w:val="single" w:color="C7D2DD" w:sz="6"/>
+          <w:insideH w:val="single" w:color="C7D2DD" w:sz="6"/>
+          <w:insideV w:val="single" w:color="C7D2DD" w:sz="6"/>
+        </w:tblBorders>
+      </w:tblPr>
+      <w:tblGrid>
+        <w:gridCol w:w="2800"/>
+        <w:gridCol w:w="3560"/>
+        <w:gridCol w:w="3000"/>
+      </w:tblGrid>
+      <w:tr>
+        <w:trPr>
+          <w:cantSplit/>
+          <w:tblHeader/>
+        </w:trPr>
+        <w:tc>
+          <w:tcPr>
+            <w:tcW w:type="dxa" w:w="2800"/>
+            <w:shd w:fill="EEF4F8" w:color="auto" w:val="clear"/>
+            <w:tcMar>
+              <w:top w:type="dxa" w:w="60"/>
+              <w:left w:type="dxa" w:w="100"/>
+              <w:bottom w:type="dxa" w:w="60"/>
+              <w:right w:type="dxa" w:w="100"/>
+            </w:tcMar>
+          </w:tcPr>
+          <w:p>
+            <w:pPr>
+              <w:spacing w:after="0" w:before="0"/>
+            </w:pPr>
+            <w:r>
+              <w:rPr>
+                <w:b/>
+                <w:bCs/>
+                <w:color w:val="0F2B3C"/>
+                <w:sz w:val="16"/>
+                <w:szCs w:val="16"/>
+              </w:rPr>
+              <w:t xml:space="preserve">CORE PROBLEM / GIVEN REPRESENTATION</w:t>
+            </w:r>
+          </w:p>
+        </w:tc>
+        <w:tc>
+          <w:tcPr>
+            <w:tcW w:type="dxa" w:w="3560"/>
+            <w:shd w:fill="EEF4F8" w:color="auto" w:val="clear"/>
+            <w:tcMar>
+              <w:top w:type="dxa" w:w="60"/>
+              <w:left w:type="dxa" w:w="100"/>
+              <w:bottom w:type="dxa" w:w="60"/>
+              <w:right w:type="dxa" w:w="100"/>
+            </w:tcMar>
+          </w:tcPr>
+          <w:p>
+            <w:pPr>
+              <w:spacing w:after="0" w:before="0"/>
+            </w:pPr>
+            <w:r>
+              <w:rPr>
+                <w:b/>
+                <w:bCs/>
+                <w:color w:val="0F2B3C"/>
+                <w:sz w:val="16"/>
+                <w:szCs w:val="16"/>
+              </w:rPr>
+              <w:t xml:space="preserve">WORKING SPACE / CALCULATION STEPS</w:t>
+            </w:r>
+          </w:p>
+        </w:tc>
+        <w:tc>
+          <w:tcPr>
+            <w:tcW w:type="dxa" w:w="3000"/>
+            <w:shd w:fill="FBF3E2" w:color="auto" w:val="clear"/>
+            <w:tcMar>
+              <w:top w:type="dxa" w:w="60"/>
+              <w:left w:type="dxa" w:w="100"/>
+              <w:bottom w:type="dxa" w:w="60"/>
+              <w:right w:type="dxa" w:w="100"/>
+            </w:tcMar>
+          </w:tcPr>
+          <w:p>
+            <w:pPr>
+              <w:spacing w:after="0" w:before="0"/>
+            </w:pPr>
+            <w:r>
+              <w:rPr>
+                <w:b/>
+                <w:bCs/>
+                <w:color w:val="7A5400"/>
+                <w:sz w:val="16"/>
+                <w:szCs w:val="16"/>
+              </w:rPr>
+              <w:t xml:space="preserve">EXPLAIN YOUR REASONING</w:t>
+            </w:r>
+          </w:p>
+        </w:tc>
+      </w:tr>
+      <w:tr>
+        <w:trPr>
+          <w:cantSplit/>
+        </w:trPr>
+        <w:tc>
+          <w:tcPr>
+            <w:tcW w:type="dxa" w:w="2800"/>
+            <w:tcMar>
+              <w:top w:type="dxa" w:w="80"/>
+              <w:left w:type="dxa" w:w="100"/>
+              <w:bottom w:type="dxa" w:w="80"/>
+              <w:right w:type="dxa" w:w="100"/>
+            </w:tcMar>
+            <w:vAlign w:val="top"/>
+          </w:tcPr>
+          <w:p>
+            <w:pPr>
+              <w:spacing w:after="40" w:before="0"/>
+            </w:pPr>
+            <w:r>
+              <w:rPr>
+                <w:b/>
+                <w:bCs/>
+                <w:color w:val="0F2B3C"/>
+                <w:sz w:val="20"/>
+                <w:szCs w:val="20"/>
+              </w:rPr>
+              <w:t xml:space="preserve">3.  ▢ = 3. What is ▢ + ▢?</w:t>
+            </w:r>
+          </w:p>
+        </w:tc>
+        <w:tc>
+          <w:tcPr>
+            <w:tcW w:type="dxa" w:w="3560"/>
+            <w:tcMar>
+              <w:top w:type="dxa" w:w="80"/>
+              <w:left w:type="dxa" w:w="100"/>
+              <w:bottom w:type="dxa" w:w="80"/>
+              <w:right w:type="dxa" w:w="100"/>
+            </w:tcMar>
+            <w:vAlign w:val="top"/>
+          </w:tcPr>
+          <w:p>
+            <w:pPr>
+              <w:spacing w:after="50" w:before="0"/>
+            </w:pPr>
+            <w:r>
+              <w:rPr>
+                <w:color w:val="BBBBBB"/>
+                <w:sz w:val="18"/>
+                <w:szCs w:val="18"/>
+              </w:rPr>
+              <w:t xml:space="preserve">____________________________</w:t>
+            </w:r>
+          </w:p>
+          <w:p>
+            <w:pPr>
+              <w:spacing w:after="50" w:before="0"/>
+            </w:pPr>
+            <w:r>
+              <w:rPr>
+                <w:color w:val="BBBBBB"/>
+                <w:sz w:val="18"/>
+                <w:szCs w:val="18"/>
+              </w:rPr>
+              <w:t xml:space="preserve">____________________________</w:t>
+            </w:r>
+          </w:p>
+          <w:p>
+            <w:pPr>
+              <w:spacing w:after="50" w:before="0"/>
+            </w:pPr>
+            <w:r>
+              <w:rPr>
+                <w:color w:val="BBBBBB"/>
+                <w:sz w:val="18"/>
+                <w:szCs w:val="18"/>
+              </w:rPr>
+              <w:t xml:space="preserve">____________________________</w:t>
+            </w:r>
+          </w:p>
+          <w:p>
+            <w:pPr>
+              <w:spacing w:after="50" w:before="0"/>
+            </w:pPr>
+            <w:r>
+              <w:rPr>
+                <w:color w:val="BBBBBB"/>
+                <w:sz w:val="18"/>
+                <w:szCs w:val="18"/>
+              </w:rPr>
+              <w:t xml:space="preserve">____________________________</w:t>
+            </w:r>
+          </w:p>
+        </w:tc>
+        <w:tc>
+          <w:tcPr>
+            <w:tcW w:type="dxa" w:w="3000"/>
+            <w:shd w:fill="FBF3E2" w:color="auto" w:val="clear"/>
+            <w:tcMar>
+              <w:top w:type="dxa" w:w="80"/>
+              <w:left w:type="dxa" w:w="100"/>
+              <w:bottom w:type="dxa" w:w="80"/>
+              <w:right w:type="dxa" w:w="100"/>
+            </w:tcMar>
+            <w:vAlign w:val="top"/>
+          </w:tcPr>
+          <w:p>
+            <w:pPr>
+              <w:spacing w:after="30" w:before="0"/>
+            </w:pPr>
+            <w:r>
+              <w:rPr>
+                <w:b/>
+                <w:bCs/>
+                <w:color w:val="0F2B3C"/>
+                <w:sz w:val="18"/>
+                <w:szCs w:val="18"/>
+              </w:rPr>
+              <w:t xml:space="preserve">Because... ________________</w:t>
+            </w:r>
+          </w:p>
+          <w:p>
+            <w:pPr>
+              <w:spacing w:after="50" w:before="0"/>
+            </w:pPr>
+            <w:r>
+              <w:rPr>
+                <w:color w:val="BBBBBB"/>
+                <w:sz w:val="18"/>
+                <w:szCs w:val="18"/>
+              </w:rPr>
+              <w:t xml:space="preserve">____________________________</w:t>
+            </w:r>
+          </w:p>
+          <w:p>
+            <w:pPr>
+              <w:spacing w:after="30" w:before="40"/>
+            </w:pPr>
+            <w:r>
+              <w:rPr>
+                <w:b/>
+                <w:bCs/>
+                <w:color w:val="1A6FB5"/>
+                <w:sz w:val="18"/>
+                <w:szCs w:val="18"/>
+              </w:rPr>
+              <w:t xml:space="preserve">Although... _______________</w:t>
+            </w:r>
+          </w:p>
+          <w:p>
+            <w:pPr>
+              <w:spacing w:after="50" w:before="0"/>
+            </w:pPr>
+            <w:r>
+              <w:rPr>
+                <w:color w:val="BBBBBB"/>
+                <w:sz w:val="18"/>
+                <w:szCs w:val="18"/>
+              </w:rPr>
+              <w:t xml:space="preserve">____________________________</w:t>
+            </w:r>
+          </w:p>
+          <w:p>
+            <w:pPr>
+              <w:spacing w:after="30" w:before="40"/>
+            </w:pPr>
+            <w:r>
+              <w:rPr>
+                <w:b/>
+                <w:bCs/>
+                <w:color w:val="7A5400"/>
+                <w:sz w:val="18"/>
+                <w:szCs w:val="18"/>
+              </w:rPr>
+              <w:t xml:space="preserve">Therefore... ______________</w:t>
+            </w:r>
+          </w:p>
+          <w:p>
+            <w:pPr>
+              <w:spacing w:after="50" w:before="0"/>
+            </w:pPr>
+            <w:r>
+              <w:rPr>
+                <w:color w:val="BBBBBB"/>
+                <w:sz w:val="18"/>
+                <w:szCs w:val="18"/>
+              </w:rPr>
+              <w:t xml:space="preserve">____________________________</w:t>
+            </w:r>
+          </w:p>
+        </w:tc>
+      </w:tr>
+    </w:tbl>
     <w:p>
       <w:pPr>
-        <w:spacing w:after="40" w:before="0"/>
-      </w:pPr>
-      <w:r>
-        <w:rPr>
-          <w:sz w:val="22"/>
-          <w:szCs w:val="22"/>
-        </w:rPr>
-        <w:t xml:space="preserve">2.  ▢ = 4. What is 1 + ▢?</w:t>
-      </w:r>
-    </w:p>
-    <w:p>
-      <w:pPr>
-        <w:spacing w:after="80" w:before="0"/>
-      </w:pPr>
-      <w:r>
-        <w:rPr>
-          <w:color w:val="BBBBBB"/>
-        </w:rPr>
-        <w:t xml:space="preserve">____________________________________________________</w:t>
-      </w:r>
-    </w:p>
-    <w:p>
-      <w:pPr>
-        <w:spacing w:after="40" w:before="0"/>
-      </w:pPr>
-      <w:r>
-        <w:rPr>
-          <w:sz w:val="22"/>
-          <w:szCs w:val="22"/>
-        </w:rPr>
-        <w:t xml:space="preserve">3.  ▢ = 3. What is ▢ + ▢?</w:t>
-      </w:r>
-    </w:p>
-    <w:p>
-      <w:pPr>
-        <w:spacing w:after="80" w:before="0"/>
-      </w:pPr>
-      <w:r>
-        <w:rPr>
-          <w:color w:val="BBBBBB"/>
-        </w:rPr>
-        <w:t xml:space="preserve">____________________________________________________</w:t>
+        <w:spacing w:after="60" w:before="0"/>
+      </w:pPr>
+      <w:r>
+        <w:t xml:space="preserve"/>
       </w:r>
     </w:p>
     <w:p>
@@ -225,86 +2464,935 @@
         <w:t xml:space="preserve">Plug in and compare both sides.</w:t>
       </w:r>
     </w:p>
+    <w:tbl>
+      <w:tblPr>
+        <w:tblW w:type="dxa" w:w="9360"/>
+        <w:tblBorders>
+          <w:top w:val="single" w:color="C7D2DD" w:sz="6"/>
+          <w:left w:val="single" w:color="C7D2DD" w:sz="6"/>
+          <w:bottom w:val="single" w:color="C7D2DD" w:sz="6"/>
+          <w:right w:val="single" w:color="C7D2DD" w:sz="6"/>
+          <w:insideH w:val="single" w:color="C7D2DD" w:sz="6"/>
+          <w:insideV w:val="single" w:color="C7D2DD" w:sz="6"/>
+        </w:tblBorders>
+      </w:tblPr>
+      <w:tblGrid>
+        <w:gridCol w:w="2800"/>
+        <w:gridCol w:w="3560"/>
+        <w:gridCol w:w="3000"/>
+      </w:tblGrid>
+      <w:tr>
+        <w:trPr>
+          <w:cantSplit/>
+          <w:tblHeader/>
+        </w:trPr>
+        <w:tc>
+          <w:tcPr>
+            <w:tcW w:type="dxa" w:w="2800"/>
+            <w:shd w:fill="EEF4F8" w:color="auto" w:val="clear"/>
+            <w:tcMar>
+              <w:top w:type="dxa" w:w="60"/>
+              <w:left w:type="dxa" w:w="100"/>
+              <w:bottom w:type="dxa" w:w="60"/>
+              <w:right w:type="dxa" w:w="100"/>
+            </w:tcMar>
+          </w:tcPr>
+          <w:p>
+            <w:pPr>
+              <w:spacing w:after="0" w:before="0"/>
+            </w:pPr>
+            <w:r>
+              <w:rPr>
+                <w:b/>
+                <w:bCs/>
+                <w:color w:val="0F2B3C"/>
+                <w:sz w:val="16"/>
+                <w:szCs w:val="16"/>
+              </w:rPr>
+              <w:t xml:space="preserve">CORE PROBLEM / GIVEN REPRESENTATION</w:t>
+            </w:r>
+          </w:p>
+        </w:tc>
+        <w:tc>
+          <w:tcPr>
+            <w:tcW w:type="dxa" w:w="3560"/>
+            <w:shd w:fill="EEF4F8" w:color="auto" w:val="clear"/>
+            <w:tcMar>
+              <w:top w:type="dxa" w:w="60"/>
+              <w:left w:type="dxa" w:w="100"/>
+              <w:bottom w:type="dxa" w:w="60"/>
+              <w:right w:type="dxa" w:w="100"/>
+            </w:tcMar>
+          </w:tcPr>
+          <w:p>
+            <w:pPr>
+              <w:spacing w:after="0" w:before="0"/>
+            </w:pPr>
+            <w:r>
+              <w:rPr>
+                <w:b/>
+                <w:bCs/>
+                <w:color w:val="0F2B3C"/>
+                <w:sz w:val="16"/>
+                <w:szCs w:val="16"/>
+              </w:rPr>
+              <w:t xml:space="preserve">WORKING SPACE / CALCULATION STEPS</w:t>
+            </w:r>
+          </w:p>
+        </w:tc>
+        <w:tc>
+          <w:tcPr>
+            <w:tcW w:type="dxa" w:w="3000"/>
+            <w:shd w:fill="FBF3E2" w:color="auto" w:val="clear"/>
+            <w:tcMar>
+              <w:top w:type="dxa" w:w="60"/>
+              <w:left w:type="dxa" w:w="100"/>
+              <w:bottom w:type="dxa" w:w="60"/>
+              <w:right w:type="dxa" w:w="100"/>
+            </w:tcMar>
+          </w:tcPr>
+          <w:p>
+            <w:pPr>
+              <w:spacing w:after="0" w:before="0"/>
+            </w:pPr>
+            <w:r>
+              <w:rPr>
+                <w:b/>
+                <w:bCs/>
+                <w:color w:val="7A5400"/>
+                <w:sz w:val="16"/>
+                <w:szCs w:val="16"/>
+              </w:rPr>
+              <w:t xml:space="preserve">EXPLAIN YOUR REASONING</w:t>
+            </w:r>
+          </w:p>
+        </w:tc>
+      </w:tr>
+      <w:tr>
+        <w:trPr>
+          <w:cantSplit/>
+        </w:trPr>
+        <w:tc>
+          <w:tcPr>
+            <w:tcW w:type="dxa" w:w="2800"/>
+            <w:tcMar>
+              <w:top w:type="dxa" w:w="80"/>
+              <w:left w:type="dxa" w:w="100"/>
+              <w:bottom w:type="dxa" w:w="80"/>
+              <w:right w:type="dxa" w:w="100"/>
+            </w:tcMar>
+            <w:vAlign w:val="top"/>
+          </w:tcPr>
+          <w:p>
+            <w:pPr>
+              <w:spacing w:after="40" w:before="0"/>
+            </w:pPr>
+            <w:r>
+              <w:rPr>
+                <w:b/>
+                <w:bCs/>
+                <w:color w:val="0F2B3C"/>
+                <w:sz w:val="20"/>
+                <w:szCs w:val="20"/>
+              </w:rPr>
+              <w:t xml:space="preserve">1.  x = 5. What is x + 2?</w:t>
+            </w:r>
+          </w:p>
+        </w:tc>
+        <w:tc>
+          <w:tcPr>
+            <w:tcW w:type="dxa" w:w="3560"/>
+            <w:tcMar>
+              <w:top w:type="dxa" w:w="80"/>
+              <w:left w:type="dxa" w:w="100"/>
+              <w:bottom w:type="dxa" w:w="80"/>
+              <w:right w:type="dxa" w:w="100"/>
+            </w:tcMar>
+            <w:vAlign w:val="top"/>
+          </w:tcPr>
+          <w:p>
+            <w:pPr>
+              <w:spacing w:after="50" w:before="0"/>
+            </w:pPr>
+            <w:r>
+              <w:rPr>
+                <w:color w:val="BBBBBB"/>
+                <w:sz w:val="18"/>
+                <w:szCs w:val="18"/>
+              </w:rPr>
+              <w:t xml:space="preserve">____________________________</w:t>
+            </w:r>
+          </w:p>
+          <w:p>
+            <w:pPr>
+              <w:spacing w:after="50" w:before="0"/>
+            </w:pPr>
+            <w:r>
+              <w:rPr>
+                <w:color w:val="BBBBBB"/>
+                <w:sz w:val="18"/>
+                <w:szCs w:val="18"/>
+              </w:rPr>
+              <w:t xml:space="preserve">____________________________</w:t>
+            </w:r>
+          </w:p>
+          <w:p>
+            <w:pPr>
+              <w:spacing w:after="50" w:before="0"/>
+            </w:pPr>
+            <w:r>
+              <w:rPr>
+                <w:color w:val="BBBBBB"/>
+                <w:sz w:val="18"/>
+                <w:szCs w:val="18"/>
+              </w:rPr>
+              <w:t xml:space="preserve">____________________________</w:t>
+            </w:r>
+          </w:p>
+          <w:p>
+            <w:pPr>
+              <w:spacing w:after="50" w:before="0"/>
+            </w:pPr>
+            <w:r>
+              <w:rPr>
+                <w:color w:val="BBBBBB"/>
+                <w:sz w:val="18"/>
+                <w:szCs w:val="18"/>
+              </w:rPr>
+              <w:t xml:space="preserve">____________________________</w:t>
+            </w:r>
+          </w:p>
+        </w:tc>
+        <w:tc>
+          <w:tcPr>
+            <w:tcW w:type="dxa" w:w="3000"/>
+            <w:shd w:fill="FBF3E2" w:color="auto" w:val="clear"/>
+            <w:tcMar>
+              <w:top w:type="dxa" w:w="80"/>
+              <w:left w:type="dxa" w:w="100"/>
+              <w:bottom w:type="dxa" w:w="80"/>
+              <w:right w:type="dxa" w:w="100"/>
+            </w:tcMar>
+            <w:vAlign w:val="top"/>
+          </w:tcPr>
+          <w:p>
+            <w:pPr>
+              <w:spacing w:after="30" w:before="0"/>
+            </w:pPr>
+            <w:r>
+              <w:rPr>
+                <w:b/>
+                <w:bCs/>
+                <w:color w:val="0F2B3C"/>
+                <w:sz w:val="18"/>
+                <w:szCs w:val="18"/>
+              </w:rPr>
+              <w:t xml:space="preserve">Because... ________________</w:t>
+            </w:r>
+          </w:p>
+          <w:p>
+            <w:pPr>
+              <w:spacing w:after="50" w:before="0"/>
+            </w:pPr>
+            <w:r>
+              <w:rPr>
+                <w:color w:val="BBBBBB"/>
+                <w:sz w:val="18"/>
+                <w:szCs w:val="18"/>
+              </w:rPr>
+              <w:t xml:space="preserve">____________________________</w:t>
+            </w:r>
+          </w:p>
+          <w:p>
+            <w:pPr>
+              <w:spacing w:after="30" w:before="40"/>
+            </w:pPr>
+            <w:r>
+              <w:rPr>
+                <w:b/>
+                <w:bCs/>
+                <w:color w:val="1A6FB5"/>
+                <w:sz w:val="18"/>
+                <w:szCs w:val="18"/>
+              </w:rPr>
+              <w:t xml:space="preserve">Although... _______________</w:t>
+            </w:r>
+          </w:p>
+          <w:p>
+            <w:pPr>
+              <w:spacing w:after="50" w:before="0"/>
+            </w:pPr>
+            <w:r>
+              <w:rPr>
+                <w:color w:val="BBBBBB"/>
+                <w:sz w:val="18"/>
+                <w:szCs w:val="18"/>
+              </w:rPr>
+              <w:t xml:space="preserve">____________________________</w:t>
+            </w:r>
+          </w:p>
+          <w:p>
+            <w:pPr>
+              <w:spacing w:after="30" w:before="40"/>
+            </w:pPr>
+            <w:r>
+              <w:rPr>
+                <w:b/>
+                <w:bCs/>
+                <w:color w:val="7A5400"/>
+                <w:sz w:val="18"/>
+                <w:szCs w:val="18"/>
+              </w:rPr>
+              <w:t xml:space="preserve">Therefore... ______________</w:t>
+            </w:r>
+          </w:p>
+          <w:p>
+            <w:pPr>
+              <w:spacing w:after="50" w:before="0"/>
+            </w:pPr>
+            <w:r>
+              <w:rPr>
+                <w:color w:val="BBBBBB"/>
+                <w:sz w:val="18"/>
+                <w:szCs w:val="18"/>
+              </w:rPr>
+              <w:t xml:space="preserve">____________________________</w:t>
+            </w:r>
+          </w:p>
+        </w:tc>
+      </w:tr>
+    </w:tbl>
     <w:p>
       <w:pPr>
-        <w:spacing w:after="40" w:before="0"/>
-      </w:pPr>
-      <w:r>
-        <w:rPr>
-          <w:sz w:val="22"/>
-          <w:szCs w:val="22"/>
-        </w:rPr>
-        <w:t xml:space="preserve">1.  x = 5. What is x + 2?</w:t>
+        <w:spacing w:after="60" w:before="0"/>
+      </w:pPr>
+      <w:r>
+        <w:t xml:space="preserve"/>
       </w:r>
     </w:p>
+    <w:tbl>
+      <w:tblPr>
+        <w:tblW w:type="dxa" w:w="9360"/>
+        <w:tblBorders>
+          <w:top w:val="single" w:color="C7D2DD" w:sz="6"/>
+          <w:left w:val="single" w:color="C7D2DD" w:sz="6"/>
+          <w:bottom w:val="single" w:color="C7D2DD" w:sz="6"/>
+          <w:right w:val="single" w:color="C7D2DD" w:sz="6"/>
+          <w:insideH w:val="single" w:color="C7D2DD" w:sz="6"/>
+          <w:insideV w:val="single" w:color="C7D2DD" w:sz="6"/>
+        </w:tblBorders>
+      </w:tblPr>
+      <w:tblGrid>
+        <w:gridCol w:w="2800"/>
+        <w:gridCol w:w="3560"/>
+        <w:gridCol w:w="3000"/>
+      </w:tblGrid>
+      <w:tr>
+        <w:trPr>
+          <w:cantSplit/>
+          <w:tblHeader/>
+        </w:trPr>
+        <w:tc>
+          <w:tcPr>
+            <w:tcW w:type="dxa" w:w="2800"/>
+            <w:shd w:fill="EEF4F8" w:color="auto" w:val="clear"/>
+            <w:tcMar>
+              <w:top w:type="dxa" w:w="60"/>
+              <w:left w:type="dxa" w:w="100"/>
+              <w:bottom w:type="dxa" w:w="60"/>
+              <w:right w:type="dxa" w:w="100"/>
+            </w:tcMar>
+          </w:tcPr>
+          <w:p>
+            <w:pPr>
+              <w:spacing w:after="0" w:before="0"/>
+            </w:pPr>
+            <w:r>
+              <w:rPr>
+                <w:b/>
+                <w:bCs/>
+                <w:color w:val="0F2B3C"/>
+                <w:sz w:val="16"/>
+                <w:szCs w:val="16"/>
+              </w:rPr>
+              <w:t xml:space="preserve">CORE PROBLEM / GIVEN REPRESENTATION</w:t>
+            </w:r>
+          </w:p>
+        </w:tc>
+        <w:tc>
+          <w:tcPr>
+            <w:tcW w:type="dxa" w:w="3560"/>
+            <w:shd w:fill="EEF4F8" w:color="auto" w:val="clear"/>
+            <w:tcMar>
+              <w:top w:type="dxa" w:w="60"/>
+              <w:left w:type="dxa" w:w="100"/>
+              <w:bottom w:type="dxa" w:w="60"/>
+              <w:right w:type="dxa" w:w="100"/>
+            </w:tcMar>
+          </w:tcPr>
+          <w:p>
+            <w:pPr>
+              <w:spacing w:after="0" w:before="0"/>
+            </w:pPr>
+            <w:r>
+              <w:rPr>
+                <w:b/>
+                <w:bCs/>
+                <w:color w:val="0F2B3C"/>
+                <w:sz w:val="16"/>
+                <w:szCs w:val="16"/>
+              </w:rPr>
+              <w:t xml:space="preserve">WORKING SPACE / CALCULATION STEPS</w:t>
+            </w:r>
+          </w:p>
+        </w:tc>
+        <w:tc>
+          <w:tcPr>
+            <w:tcW w:type="dxa" w:w="3000"/>
+            <w:shd w:fill="FBF3E2" w:color="auto" w:val="clear"/>
+            <w:tcMar>
+              <w:top w:type="dxa" w:w="60"/>
+              <w:left w:type="dxa" w:w="100"/>
+              <w:bottom w:type="dxa" w:w="60"/>
+              <w:right w:type="dxa" w:w="100"/>
+            </w:tcMar>
+          </w:tcPr>
+          <w:p>
+            <w:pPr>
+              <w:spacing w:after="0" w:before="0"/>
+            </w:pPr>
+            <w:r>
+              <w:rPr>
+                <w:b/>
+                <w:bCs/>
+                <w:color w:val="7A5400"/>
+                <w:sz w:val="16"/>
+                <w:szCs w:val="16"/>
+              </w:rPr>
+              <w:t xml:space="preserve">EXPLAIN YOUR REASONING</w:t>
+            </w:r>
+          </w:p>
+        </w:tc>
+      </w:tr>
+      <w:tr>
+        <w:trPr>
+          <w:cantSplit/>
+        </w:trPr>
+        <w:tc>
+          <w:tcPr>
+            <w:tcW w:type="dxa" w:w="2800"/>
+            <w:tcMar>
+              <w:top w:type="dxa" w:w="80"/>
+              <w:left w:type="dxa" w:w="100"/>
+              <w:bottom w:type="dxa" w:w="80"/>
+              <w:right w:type="dxa" w:w="100"/>
+            </w:tcMar>
+            <w:vAlign w:val="top"/>
+          </w:tcPr>
+          <w:p>
+            <w:pPr>
+              <w:spacing w:after="40" w:before="0"/>
+            </w:pPr>
+            <w:r>
+              <w:rPr>
+                <w:b/>
+                <w:bCs/>
+                <w:color w:val="0F2B3C"/>
+                <w:sz w:val="20"/>
+                <w:szCs w:val="20"/>
+              </w:rPr>
+              <w:t xml:space="preserve">2.  x = 5. What is 2 + x?</w:t>
+            </w:r>
+          </w:p>
+        </w:tc>
+        <w:tc>
+          <w:tcPr>
+            <w:tcW w:type="dxa" w:w="3560"/>
+            <w:tcMar>
+              <w:top w:type="dxa" w:w="80"/>
+              <w:left w:type="dxa" w:w="100"/>
+              <w:bottom w:type="dxa" w:w="80"/>
+              <w:right w:type="dxa" w:w="100"/>
+            </w:tcMar>
+            <w:vAlign w:val="top"/>
+          </w:tcPr>
+          <w:p>
+            <w:pPr>
+              <w:spacing w:after="50" w:before="0"/>
+            </w:pPr>
+            <w:r>
+              <w:rPr>
+                <w:color w:val="BBBBBB"/>
+                <w:sz w:val="18"/>
+                <w:szCs w:val="18"/>
+              </w:rPr>
+              <w:t xml:space="preserve">____________________________</w:t>
+            </w:r>
+          </w:p>
+          <w:p>
+            <w:pPr>
+              <w:spacing w:after="50" w:before="0"/>
+            </w:pPr>
+            <w:r>
+              <w:rPr>
+                <w:color w:val="BBBBBB"/>
+                <w:sz w:val="18"/>
+                <w:szCs w:val="18"/>
+              </w:rPr>
+              <w:t xml:space="preserve">____________________________</w:t>
+            </w:r>
+          </w:p>
+          <w:p>
+            <w:pPr>
+              <w:spacing w:after="50" w:before="0"/>
+            </w:pPr>
+            <w:r>
+              <w:rPr>
+                <w:color w:val="BBBBBB"/>
+                <w:sz w:val="18"/>
+                <w:szCs w:val="18"/>
+              </w:rPr>
+              <w:t xml:space="preserve">____________________________</w:t>
+            </w:r>
+          </w:p>
+          <w:p>
+            <w:pPr>
+              <w:spacing w:after="50" w:before="0"/>
+            </w:pPr>
+            <w:r>
+              <w:rPr>
+                <w:color w:val="BBBBBB"/>
+                <w:sz w:val="18"/>
+                <w:szCs w:val="18"/>
+              </w:rPr>
+              <w:t xml:space="preserve">____________________________</w:t>
+            </w:r>
+          </w:p>
+        </w:tc>
+        <w:tc>
+          <w:tcPr>
+            <w:tcW w:type="dxa" w:w="3000"/>
+            <w:shd w:fill="FBF3E2" w:color="auto" w:val="clear"/>
+            <w:tcMar>
+              <w:top w:type="dxa" w:w="80"/>
+              <w:left w:type="dxa" w:w="100"/>
+              <w:bottom w:type="dxa" w:w="80"/>
+              <w:right w:type="dxa" w:w="100"/>
+            </w:tcMar>
+            <w:vAlign w:val="top"/>
+          </w:tcPr>
+          <w:p>
+            <w:pPr>
+              <w:spacing w:after="30" w:before="0"/>
+            </w:pPr>
+            <w:r>
+              <w:rPr>
+                <w:b/>
+                <w:bCs/>
+                <w:color w:val="0F2B3C"/>
+                <w:sz w:val="18"/>
+                <w:szCs w:val="18"/>
+              </w:rPr>
+              <w:t xml:space="preserve">Because... ________________</w:t>
+            </w:r>
+          </w:p>
+          <w:p>
+            <w:pPr>
+              <w:spacing w:after="50" w:before="0"/>
+            </w:pPr>
+            <w:r>
+              <w:rPr>
+                <w:color w:val="BBBBBB"/>
+                <w:sz w:val="18"/>
+                <w:szCs w:val="18"/>
+              </w:rPr>
+              <w:t xml:space="preserve">____________________________</w:t>
+            </w:r>
+          </w:p>
+          <w:p>
+            <w:pPr>
+              <w:spacing w:after="30" w:before="40"/>
+            </w:pPr>
+            <w:r>
+              <w:rPr>
+                <w:b/>
+                <w:bCs/>
+                <w:color w:val="1A6FB5"/>
+                <w:sz w:val="18"/>
+                <w:szCs w:val="18"/>
+              </w:rPr>
+              <w:t xml:space="preserve">Although... _______________</w:t>
+            </w:r>
+          </w:p>
+          <w:p>
+            <w:pPr>
+              <w:spacing w:after="50" w:before="0"/>
+            </w:pPr>
+            <w:r>
+              <w:rPr>
+                <w:color w:val="BBBBBB"/>
+                <w:sz w:val="18"/>
+                <w:szCs w:val="18"/>
+              </w:rPr>
+              <w:t xml:space="preserve">____________________________</w:t>
+            </w:r>
+          </w:p>
+          <w:p>
+            <w:pPr>
+              <w:spacing w:after="30" w:before="40"/>
+            </w:pPr>
+            <w:r>
+              <w:rPr>
+                <w:b/>
+                <w:bCs/>
+                <w:color w:val="7A5400"/>
+                <w:sz w:val="18"/>
+                <w:szCs w:val="18"/>
+              </w:rPr>
+              <w:t xml:space="preserve">Therefore... ______________</w:t>
+            </w:r>
+          </w:p>
+          <w:p>
+            <w:pPr>
+              <w:spacing w:after="50" w:before="0"/>
+            </w:pPr>
+            <w:r>
+              <w:rPr>
+                <w:color w:val="BBBBBB"/>
+                <w:sz w:val="18"/>
+                <w:szCs w:val="18"/>
+              </w:rPr>
+              <w:t xml:space="preserve">____________________________</w:t>
+            </w:r>
+          </w:p>
+        </w:tc>
+      </w:tr>
+    </w:tbl>
     <w:p>
       <w:pPr>
-        <w:spacing w:after="80" w:before="0"/>
-      </w:pPr>
-      <w:r>
-        <w:rPr>
-          <w:color w:val="BBBBBB"/>
-        </w:rPr>
-        <w:t xml:space="preserve">____________________________________________________</w:t>
+        <w:spacing w:after="60" w:before="0"/>
+      </w:pPr>
+      <w:r>
+        <w:t xml:space="preserve"/>
       </w:r>
     </w:p>
+    <w:tbl>
+      <w:tblPr>
+        <w:tblW w:type="dxa" w:w="9360"/>
+        <w:tblBorders>
+          <w:top w:val="single" w:color="C7D2DD" w:sz="6"/>
+          <w:left w:val="single" w:color="C7D2DD" w:sz="6"/>
+          <w:bottom w:val="single" w:color="C7D2DD" w:sz="6"/>
+          <w:right w:val="single" w:color="C7D2DD" w:sz="6"/>
+          <w:insideH w:val="single" w:color="C7D2DD" w:sz="6"/>
+          <w:insideV w:val="single" w:color="C7D2DD" w:sz="6"/>
+        </w:tblBorders>
+      </w:tblPr>
+      <w:tblGrid>
+        <w:gridCol w:w="2800"/>
+        <w:gridCol w:w="3560"/>
+        <w:gridCol w:w="3000"/>
+      </w:tblGrid>
+      <w:tr>
+        <w:trPr>
+          <w:cantSplit/>
+          <w:tblHeader/>
+        </w:trPr>
+        <w:tc>
+          <w:tcPr>
+            <w:tcW w:type="dxa" w:w="2800"/>
+            <w:shd w:fill="EEF4F8" w:color="auto" w:val="clear"/>
+            <w:tcMar>
+              <w:top w:type="dxa" w:w="60"/>
+              <w:left w:type="dxa" w:w="100"/>
+              <w:bottom w:type="dxa" w:w="60"/>
+              <w:right w:type="dxa" w:w="100"/>
+            </w:tcMar>
+          </w:tcPr>
+          <w:p>
+            <w:pPr>
+              <w:spacing w:after="0" w:before="0"/>
+            </w:pPr>
+            <w:r>
+              <w:rPr>
+                <w:b/>
+                <w:bCs/>
+                <w:color w:val="0F2B3C"/>
+                <w:sz w:val="16"/>
+                <w:szCs w:val="16"/>
+              </w:rPr>
+              <w:t xml:space="preserve">CORE PROBLEM / GIVEN REPRESENTATION</w:t>
+            </w:r>
+          </w:p>
+        </w:tc>
+        <w:tc>
+          <w:tcPr>
+            <w:tcW w:type="dxa" w:w="3560"/>
+            <w:shd w:fill="EEF4F8" w:color="auto" w:val="clear"/>
+            <w:tcMar>
+              <w:top w:type="dxa" w:w="60"/>
+              <w:left w:type="dxa" w:w="100"/>
+              <w:bottom w:type="dxa" w:w="60"/>
+              <w:right w:type="dxa" w:w="100"/>
+            </w:tcMar>
+          </w:tcPr>
+          <w:p>
+            <w:pPr>
+              <w:spacing w:after="0" w:before="0"/>
+            </w:pPr>
+            <w:r>
+              <w:rPr>
+                <w:b/>
+                <w:bCs/>
+                <w:color w:val="0F2B3C"/>
+                <w:sz w:val="16"/>
+                <w:szCs w:val="16"/>
+              </w:rPr>
+              <w:t xml:space="preserve">WORKING SPACE / CALCULATION STEPS</w:t>
+            </w:r>
+          </w:p>
+        </w:tc>
+        <w:tc>
+          <w:tcPr>
+            <w:tcW w:type="dxa" w:w="3000"/>
+            <w:shd w:fill="FBF3E2" w:color="auto" w:val="clear"/>
+            <w:tcMar>
+              <w:top w:type="dxa" w:w="60"/>
+              <w:left w:type="dxa" w:w="100"/>
+              <w:bottom w:type="dxa" w:w="60"/>
+              <w:right w:type="dxa" w:w="100"/>
+            </w:tcMar>
+          </w:tcPr>
+          <w:p>
+            <w:pPr>
+              <w:spacing w:after="0" w:before="0"/>
+            </w:pPr>
+            <w:r>
+              <w:rPr>
+                <w:b/>
+                <w:bCs/>
+                <w:color w:val="7A5400"/>
+                <w:sz w:val="16"/>
+                <w:szCs w:val="16"/>
+              </w:rPr>
+              <w:t xml:space="preserve">EXPLAIN YOUR REASONING</w:t>
+            </w:r>
+          </w:p>
+        </w:tc>
+      </w:tr>
+      <w:tr>
+        <w:trPr>
+          <w:cantSplit/>
+        </w:trPr>
+        <w:tc>
+          <w:tcPr>
+            <w:tcW w:type="dxa" w:w="2800"/>
+            <w:tcMar>
+              <w:top w:type="dxa" w:w="80"/>
+              <w:left w:type="dxa" w:w="100"/>
+              <w:bottom w:type="dxa" w:w="80"/>
+              <w:right w:type="dxa" w:w="100"/>
+            </w:tcMar>
+            <w:vAlign w:val="top"/>
+          </w:tcPr>
+          <w:p>
+            <w:pPr>
+              <w:spacing w:after="40" w:before="0"/>
+            </w:pPr>
+            <w:r>
+              <w:rPr>
+                <w:b/>
+                <w:bCs/>
+                <w:color w:val="0F2B3C"/>
+                <w:sz w:val="20"/>
+                <w:szCs w:val="20"/>
+              </w:rPr>
+              <w:t xml:space="preserve">3.  Since both gave 7, are x + 2 and 2 + x equivalent?</w:t>
+            </w:r>
+          </w:p>
+          <w:p>
+            <w:pPr>
+              <w:spacing w:after="0" w:before="0"/>
+            </w:pPr>
+            <w:r>
+              <w:rPr>
+                <w:color w:val="5E6E7E"/>
+                <w:sz w:val="18"/>
+                <w:szCs w:val="18"/>
+              </w:rPr>
+              <w:t xml:space="preserve">Choices: Yes   /   No</w:t>
+            </w:r>
+          </w:p>
+        </w:tc>
+        <w:tc>
+          <w:tcPr>
+            <w:tcW w:type="dxa" w:w="3560"/>
+            <w:tcMar>
+              <w:top w:type="dxa" w:w="80"/>
+              <w:left w:type="dxa" w:w="100"/>
+              <w:bottom w:type="dxa" w:w="80"/>
+              <w:right w:type="dxa" w:w="100"/>
+            </w:tcMar>
+            <w:vAlign w:val="top"/>
+          </w:tcPr>
+          <w:p>
+            <w:pPr>
+              <w:spacing w:after="50" w:before="0"/>
+            </w:pPr>
+            <w:r>
+              <w:rPr>
+                <w:color w:val="BBBBBB"/>
+                <w:sz w:val="18"/>
+                <w:szCs w:val="18"/>
+              </w:rPr>
+              <w:t xml:space="preserve">____________________________</w:t>
+            </w:r>
+          </w:p>
+          <w:p>
+            <w:pPr>
+              <w:spacing w:after="50" w:before="0"/>
+            </w:pPr>
+            <w:r>
+              <w:rPr>
+                <w:color w:val="BBBBBB"/>
+                <w:sz w:val="18"/>
+                <w:szCs w:val="18"/>
+              </w:rPr>
+              <w:t xml:space="preserve">____________________________</w:t>
+            </w:r>
+          </w:p>
+          <w:p>
+            <w:pPr>
+              <w:spacing w:after="50" w:before="0"/>
+            </w:pPr>
+            <w:r>
+              <w:rPr>
+                <w:color w:val="BBBBBB"/>
+                <w:sz w:val="18"/>
+                <w:szCs w:val="18"/>
+              </w:rPr>
+              <w:t xml:space="preserve">____________________________</w:t>
+            </w:r>
+          </w:p>
+          <w:p>
+            <w:pPr>
+              <w:spacing w:after="50" w:before="0"/>
+            </w:pPr>
+            <w:r>
+              <w:rPr>
+                <w:color w:val="BBBBBB"/>
+                <w:sz w:val="18"/>
+                <w:szCs w:val="18"/>
+              </w:rPr>
+              <w:t xml:space="preserve">____________________________</w:t>
+            </w:r>
+          </w:p>
+        </w:tc>
+        <w:tc>
+          <w:tcPr>
+            <w:tcW w:type="dxa" w:w="3000"/>
+            <w:shd w:fill="FBF3E2" w:color="auto" w:val="clear"/>
+            <w:tcMar>
+              <w:top w:type="dxa" w:w="80"/>
+              <w:left w:type="dxa" w:w="100"/>
+              <w:bottom w:type="dxa" w:w="80"/>
+              <w:right w:type="dxa" w:w="100"/>
+            </w:tcMar>
+            <w:vAlign w:val="top"/>
+          </w:tcPr>
+          <w:p>
+            <w:pPr>
+              <w:spacing w:after="30" w:before="0"/>
+            </w:pPr>
+            <w:r>
+              <w:rPr>
+                <w:b/>
+                <w:bCs/>
+                <w:color w:val="0F2B3C"/>
+                <w:sz w:val="18"/>
+                <w:szCs w:val="18"/>
+              </w:rPr>
+              <w:t xml:space="preserve">Because... ________________</w:t>
+            </w:r>
+          </w:p>
+          <w:p>
+            <w:pPr>
+              <w:spacing w:after="50" w:before="0"/>
+            </w:pPr>
+            <w:r>
+              <w:rPr>
+                <w:color w:val="BBBBBB"/>
+                <w:sz w:val="18"/>
+                <w:szCs w:val="18"/>
+              </w:rPr>
+              <w:t xml:space="preserve">____________________________</w:t>
+            </w:r>
+          </w:p>
+          <w:p>
+            <w:pPr>
+              <w:spacing w:after="30" w:before="40"/>
+            </w:pPr>
+            <w:r>
+              <w:rPr>
+                <w:b/>
+                <w:bCs/>
+                <w:color w:val="1A6FB5"/>
+                <w:sz w:val="18"/>
+                <w:szCs w:val="18"/>
+              </w:rPr>
+              <w:t xml:space="preserve">Although... _______________</w:t>
+            </w:r>
+          </w:p>
+          <w:p>
+            <w:pPr>
+              <w:spacing w:after="50" w:before="0"/>
+            </w:pPr>
+            <w:r>
+              <w:rPr>
+                <w:color w:val="BBBBBB"/>
+                <w:sz w:val="18"/>
+                <w:szCs w:val="18"/>
+              </w:rPr>
+              <w:t xml:space="preserve">____________________________</w:t>
+            </w:r>
+          </w:p>
+          <w:p>
+            <w:pPr>
+              <w:spacing w:after="30" w:before="40"/>
+            </w:pPr>
+            <w:r>
+              <w:rPr>
+                <w:b/>
+                <w:bCs/>
+                <w:color w:val="7A5400"/>
+                <w:sz w:val="18"/>
+                <w:szCs w:val="18"/>
+              </w:rPr>
+              <w:t xml:space="preserve">Therefore... ______________</w:t>
+            </w:r>
+          </w:p>
+          <w:p>
+            <w:pPr>
+              <w:spacing w:after="50" w:before="0"/>
+            </w:pPr>
+            <w:r>
+              <w:rPr>
+                <w:color w:val="BBBBBB"/>
+                <w:sz w:val="18"/>
+                <w:szCs w:val="18"/>
+              </w:rPr>
+              <w:t xml:space="preserve">____________________________</w:t>
+            </w:r>
+          </w:p>
+        </w:tc>
+      </w:tr>
+    </w:tbl>
     <w:p>
       <w:pPr>
-        <w:spacing w:after="40" w:before="0"/>
-      </w:pPr>
-      <w:r>
-        <w:rPr>
-          <w:sz w:val="22"/>
-          <w:szCs w:val="22"/>
-        </w:rPr>
-        <w:t xml:space="preserve">2.  x = 5. What is 2 + x?</w:t>
-      </w:r>
-    </w:p>
-    <w:p>
-      <w:pPr>
-        <w:spacing w:after="80" w:before="0"/>
-      </w:pPr>
-      <w:r>
-        <w:rPr>
-          <w:color w:val="BBBBBB"/>
-        </w:rPr>
-        <w:t xml:space="preserve">____________________________________________________</w:t>
-      </w:r>
-    </w:p>
-    <w:p>
-      <w:pPr>
-        <w:spacing w:after="40" w:before="0"/>
-      </w:pPr>
-      <w:r>
-        <w:rPr>
-          <w:sz w:val="22"/>
-          <w:szCs w:val="22"/>
-        </w:rPr>
-        <w:t xml:space="preserve">3.  Since both gave 7, are x + 2 and 2 + x equivalent?</w:t>
-      </w:r>
-    </w:p>
-    <w:p>
-      <w:pPr>
-        <w:spacing w:after="40" w:before="0"/>
-      </w:pPr>
-      <w:r>
-        <w:rPr>
-          <w:color w:val="5E6E7E"/>
-          <w:sz w:val="20"/>
-          <w:szCs w:val="20"/>
-        </w:rPr>
-        <w:t xml:space="preserve">     choices: Yes   /   No</w:t>
-      </w:r>
-    </w:p>
-    <w:p>
-      <w:pPr>
-        <w:spacing w:after="80" w:before="0"/>
-      </w:pPr>
-      <w:r>
-        <w:rPr>
-          <w:color w:val="BBBBBB"/>
-        </w:rPr>
-        <w:t xml:space="preserve">____________________________________________________</w:t>
+        <w:spacing w:after="60" w:before="0"/>
+      </w:pPr>
+      <w:r>
+        <w:t xml:space="preserve"/>
       </w:r>
     </w:p>
     <w:p>
@@ -336,63 +3424,629 @@
         <w:t xml:space="preserve">Warm up straight into testing equivalence.</w:t>
       </w:r>
     </w:p>
+    <w:tbl>
+      <w:tblPr>
+        <w:tblW w:type="dxa" w:w="9360"/>
+        <w:tblBorders>
+          <w:top w:val="single" w:color="C7D2DD" w:sz="6"/>
+          <w:left w:val="single" w:color="C7D2DD" w:sz="6"/>
+          <w:bottom w:val="single" w:color="C7D2DD" w:sz="6"/>
+          <w:right w:val="single" w:color="C7D2DD" w:sz="6"/>
+          <w:insideH w:val="single" w:color="C7D2DD" w:sz="6"/>
+          <w:insideV w:val="single" w:color="C7D2DD" w:sz="6"/>
+        </w:tblBorders>
+      </w:tblPr>
+      <w:tblGrid>
+        <w:gridCol w:w="2800"/>
+        <w:gridCol w:w="3560"/>
+        <w:gridCol w:w="3000"/>
+      </w:tblGrid>
+      <w:tr>
+        <w:trPr>
+          <w:cantSplit/>
+          <w:tblHeader/>
+        </w:trPr>
+        <w:tc>
+          <w:tcPr>
+            <w:tcW w:type="dxa" w:w="2800"/>
+            <w:shd w:fill="EEF4F8" w:color="auto" w:val="clear"/>
+            <w:tcMar>
+              <w:top w:type="dxa" w:w="60"/>
+              <w:left w:type="dxa" w:w="100"/>
+              <w:bottom w:type="dxa" w:w="60"/>
+              <w:right w:type="dxa" w:w="100"/>
+            </w:tcMar>
+          </w:tcPr>
+          <w:p>
+            <w:pPr>
+              <w:spacing w:after="0" w:before="0"/>
+            </w:pPr>
+            <w:r>
+              <w:rPr>
+                <w:b/>
+                <w:bCs/>
+                <w:color w:val="0F2B3C"/>
+                <w:sz w:val="16"/>
+                <w:szCs w:val="16"/>
+              </w:rPr>
+              <w:t xml:space="preserve">CORE PROBLEM / GIVEN REPRESENTATION</w:t>
+            </w:r>
+          </w:p>
+        </w:tc>
+        <w:tc>
+          <w:tcPr>
+            <w:tcW w:type="dxa" w:w="3560"/>
+            <w:shd w:fill="EEF4F8" w:color="auto" w:val="clear"/>
+            <w:tcMar>
+              <w:top w:type="dxa" w:w="60"/>
+              <w:left w:type="dxa" w:w="100"/>
+              <w:bottom w:type="dxa" w:w="60"/>
+              <w:right w:type="dxa" w:w="100"/>
+            </w:tcMar>
+          </w:tcPr>
+          <w:p>
+            <w:pPr>
+              <w:spacing w:after="0" w:before="0"/>
+            </w:pPr>
+            <w:r>
+              <w:rPr>
+                <w:b/>
+                <w:bCs/>
+                <w:color w:val="0F2B3C"/>
+                <w:sz w:val="16"/>
+                <w:szCs w:val="16"/>
+              </w:rPr>
+              <w:t xml:space="preserve">WORKING SPACE / CALCULATION STEPS</w:t>
+            </w:r>
+          </w:p>
+        </w:tc>
+        <w:tc>
+          <w:tcPr>
+            <w:tcW w:type="dxa" w:w="3000"/>
+            <w:shd w:fill="FBF3E2" w:color="auto" w:val="clear"/>
+            <w:tcMar>
+              <w:top w:type="dxa" w:w="60"/>
+              <w:left w:type="dxa" w:w="100"/>
+              <w:bottom w:type="dxa" w:w="60"/>
+              <w:right w:type="dxa" w:w="100"/>
+            </w:tcMar>
+          </w:tcPr>
+          <w:p>
+            <w:pPr>
+              <w:spacing w:after="0" w:before="0"/>
+            </w:pPr>
+            <w:r>
+              <w:rPr>
+                <w:b/>
+                <w:bCs/>
+                <w:color w:val="7A5400"/>
+                <w:sz w:val="16"/>
+                <w:szCs w:val="16"/>
+              </w:rPr>
+              <w:t xml:space="preserve">EXPLAIN YOUR REASONING</w:t>
+            </w:r>
+          </w:p>
+        </w:tc>
+      </w:tr>
+      <w:tr>
+        <w:trPr>
+          <w:cantSplit/>
+        </w:trPr>
+        <w:tc>
+          <w:tcPr>
+            <w:tcW w:type="dxa" w:w="2800"/>
+            <w:tcMar>
+              <w:top w:type="dxa" w:w="80"/>
+              <w:left w:type="dxa" w:w="100"/>
+              <w:bottom w:type="dxa" w:w="80"/>
+              <w:right w:type="dxa" w:w="100"/>
+            </w:tcMar>
+            <w:vAlign w:val="top"/>
+          </w:tcPr>
+          <w:p>
+            <w:pPr>
+              <w:spacing w:after="40" w:before="0"/>
+            </w:pPr>
+            <w:r>
+              <w:rPr>
+                <w:b/>
+                <w:bCs/>
+                <w:color w:val="0F2B3C"/>
+                <w:sz w:val="20"/>
+                <w:szCs w:val="20"/>
+              </w:rPr>
+              <w:t xml:space="preserve">1.  x = 4. What is x + x?</w:t>
+            </w:r>
+          </w:p>
+        </w:tc>
+        <w:tc>
+          <w:tcPr>
+            <w:tcW w:type="dxa" w:w="3560"/>
+            <w:tcMar>
+              <w:top w:type="dxa" w:w="80"/>
+              <w:left w:type="dxa" w:w="100"/>
+              <w:bottom w:type="dxa" w:w="80"/>
+              <w:right w:type="dxa" w:w="100"/>
+            </w:tcMar>
+            <w:vAlign w:val="top"/>
+          </w:tcPr>
+          <w:p>
+            <w:pPr>
+              <w:spacing w:after="50" w:before="0"/>
+            </w:pPr>
+            <w:r>
+              <w:rPr>
+                <w:color w:val="BBBBBB"/>
+                <w:sz w:val="18"/>
+                <w:szCs w:val="18"/>
+              </w:rPr>
+              <w:t xml:space="preserve">____________________________</w:t>
+            </w:r>
+          </w:p>
+          <w:p>
+            <w:pPr>
+              <w:spacing w:after="50" w:before="0"/>
+            </w:pPr>
+            <w:r>
+              <w:rPr>
+                <w:color w:val="BBBBBB"/>
+                <w:sz w:val="18"/>
+                <w:szCs w:val="18"/>
+              </w:rPr>
+              <w:t xml:space="preserve">____________________________</w:t>
+            </w:r>
+          </w:p>
+          <w:p>
+            <w:pPr>
+              <w:spacing w:after="50" w:before="0"/>
+            </w:pPr>
+            <w:r>
+              <w:rPr>
+                <w:color w:val="BBBBBB"/>
+                <w:sz w:val="18"/>
+                <w:szCs w:val="18"/>
+              </w:rPr>
+              <w:t xml:space="preserve">____________________________</w:t>
+            </w:r>
+          </w:p>
+          <w:p>
+            <w:pPr>
+              <w:spacing w:after="50" w:before="0"/>
+            </w:pPr>
+            <w:r>
+              <w:rPr>
+                <w:color w:val="BBBBBB"/>
+                <w:sz w:val="18"/>
+                <w:szCs w:val="18"/>
+              </w:rPr>
+              <w:t xml:space="preserve">____________________________</w:t>
+            </w:r>
+          </w:p>
+        </w:tc>
+        <w:tc>
+          <w:tcPr>
+            <w:tcW w:type="dxa" w:w="3000"/>
+            <w:shd w:fill="FBF3E2" w:color="auto" w:val="clear"/>
+            <w:tcMar>
+              <w:top w:type="dxa" w:w="80"/>
+              <w:left w:type="dxa" w:w="100"/>
+              <w:bottom w:type="dxa" w:w="80"/>
+              <w:right w:type="dxa" w:w="100"/>
+            </w:tcMar>
+            <w:vAlign w:val="top"/>
+          </w:tcPr>
+          <w:p>
+            <w:pPr>
+              <w:spacing w:after="30" w:before="0"/>
+            </w:pPr>
+            <w:r>
+              <w:rPr>
+                <w:b/>
+                <w:bCs/>
+                <w:color w:val="0F2B3C"/>
+                <w:sz w:val="18"/>
+                <w:szCs w:val="18"/>
+              </w:rPr>
+              <w:t xml:space="preserve">Because... ________________</w:t>
+            </w:r>
+          </w:p>
+          <w:p>
+            <w:pPr>
+              <w:spacing w:after="50" w:before="0"/>
+            </w:pPr>
+            <w:r>
+              <w:rPr>
+                <w:color w:val="BBBBBB"/>
+                <w:sz w:val="18"/>
+                <w:szCs w:val="18"/>
+              </w:rPr>
+              <w:t xml:space="preserve">____________________________</w:t>
+            </w:r>
+          </w:p>
+          <w:p>
+            <w:pPr>
+              <w:spacing w:after="30" w:before="40"/>
+            </w:pPr>
+            <w:r>
+              <w:rPr>
+                <w:b/>
+                <w:bCs/>
+                <w:color w:val="1A6FB5"/>
+                <w:sz w:val="18"/>
+                <w:szCs w:val="18"/>
+              </w:rPr>
+              <w:t xml:space="preserve">Although... _______________</w:t>
+            </w:r>
+          </w:p>
+          <w:p>
+            <w:pPr>
+              <w:spacing w:after="50" w:before="0"/>
+            </w:pPr>
+            <w:r>
+              <w:rPr>
+                <w:color w:val="BBBBBB"/>
+                <w:sz w:val="18"/>
+                <w:szCs w:val="18"/>
+              </w:rPr>
+              <w:t xml:space="preserve">____________________________</w:t>
+            </w:r>
+          </w:p>
+          <w:p>
+            <w:pPr>
+              <w:spacing w:after="30" w:before="40"/>
+            </w:pPr>
+            <w:r>
+              <w:rPr>
+                <w:b/>
+                <w:bCs/>
+                <w:color w:val="7A5400"/>
+                <w:sz w:val="18"/>
+                <w:szCs w:val="18"/>
+              </w:rPr>
+              <w:t xml:space="preserve">Therefore... ______________</w:t>
+            </w:r>
+          </w:p>
+          <w:p>
+            <w:pPr>
+              <w:spacing w:after="50" w:before="0"/>
+            </w:pPr>
+            <w:r>
+              <w:rPr>
+                <w:color w:val="BBBBBB"/>
+                <w:sz w:val="18"/>
+                <w:szCs w:val="18"/>
+              </w:rPr>
+              <w:t xml:space="preserve">____________________________</w:t>
+            </w:r>
+          </w:p>
+        </w:tc>
+      </w:tr>
+    </w:tbl>
     <w:p>
       <w:pPr>
-        <w:spacing w:after="40" w:before="0"/>
-      </w:pPr>
-      <w:r>
-        <w:rPr>
-          <w:sz w:val="22"/>
-          <w:szCs w:val="22"/>
-        </w:rPr>
-        <w:t xml:space="preserve">1.  x = 4. What is x + x?</w:t>
+        <w:spacing w:after="60" w:before="0"/>
+      </w:pPr>
+      <w:r>
+        <w:t xml:space="preserve"/>
       </w:r>
     </w:p>
+    <w:tbl>
+      <w:tblPr>
+        <w:tblW w:type="dxa" w:w="9360"/>
+        <w:tblBorders>
+          <w:top w:val="single" w:color="C7D2DD" w:sz="6"/>
+          <w:left w:val="single" w:color="C7D2DD" w:sz="6"/>
+          <w:bottom w:val="single" w:color="C7D2DD" w:sz="6"/>
+          <w:right w:val="single" w:color="C7D2DD" w:sz="6"/>
+          <w:insideH w:val="single" w:color="C7D2DD" w:sz="6"/>
+          <w:insideV w:val="single" w:color="C7D2DD" w:sz="6"/>
+        </w:tblBorders>
+      </w:tblPr>
+      <w:tblGrid>
+        <w:gridCol w:w="2800"/>
+        <w:gridCol w:w="3560"/>
+        <w:gridCol w:w="3000"/>
+      </w:tblGrid>
+      <w:tr>
+        <w:trPr>
+          <w:cantSplit/>
+          <w:tblHeader/>
+        </w:trPr>
+        <w:tc>
+          <w:tcPr>
+            <w:tcW w:type="dxa" w:w="2800"/>
+            <w:shd w:fill="EEF4F8" w:color="auto" w:val="clear"/>
+            <w:tcMar>
+              <w:top w:type="dxa" w:w="60"/>
+              <w:left w:type="dxa" w:w="100"/>
+              <w:bottom w:type="dxa" w:w="60"/>
+              <w:right w:type="dxa" w:w="100"/>
+            </w:tcMar>
+          </w:tcPr>
+          <w:p>
+            <w:pPr>
+              <w:spacing w:after="0" w:before="0"/>
+            </w:pPr>
+            <w:r>
+              <w:rPr>
+                <w:b/>
+                <w:bCs/>
+                <w:color w:val="0F2B3C"/>
+                <w:sz w:val="16"/>
+                <w:szCs w:val="16"/>
+              </w:rPr>
+              <w:t xml:space="preserve">CORE PROBLEM / GIVEN REPRESENTATION</w:t>
+            </w:r>
+          </w:p>
+        </w:tc>
+        <w:tc>
+          <w:tcPr>
+            <w:tcW w:type="dxa" w:w="3560"/>
+            <w:shd w:fill="EEF4F8" w:color="auto" w:val="clear"/>
+            <w:tcMar>
+              <w:top w:type="dxa" w:w="60"/>
+              <w:left w:type="dxa" w:w="100"/>
+              <w:bottom w:type="dxa" w:w="60"/>
+              <w:right w:type="dxa" w:w="100"/>
+            </w:tcMar>
+          </w:tcPr>
+          <w:p>
+            <w:pPr>
+              <w:spacing w:after="0" w:before="0"/>
+            </w:pPr>
+            <w:r>
+              <w:rPr>
+                <w:b/>
+                <w:bCs/>
+                <w:color w:val="0F2B3C"/>
+                <w:sz w:val="16"/>
+                <w:szCs w:val="16"/>
+              </w:rPr>
+              <w:t xml:space="preserve">WORKING SPACE / CALCULATION STEPS</w:t>
+            </w:r>
+          </w:p>
+        </w:tc>
+        <w:tc>
+          <w:tcPr>
+            <w:tcW w:type="dxa" w:w="3000"/>
+            <w:shd w:fill="FBF3E2" w:color="auto" w:val="clear"/>
+            <w:tcMar>
+              <w:top w:type="dxa" w:w="60"/>
+              <w:left w:type="dxa" w:w="100"/>
+              <w:bottom w:type="dxa" w:w="60"/>
+              <w:right w:type="dxa" w:w="100"/>
+            </w:tcMar>
+          </w:tcPr>
+          <w:p>
+            <w:pPr>
+              <w:spacing w:after="0" w:before="0"/>
+            </w:pPr>
+            <w:r>
+              <w:rPr>
+                <w:b/>
+                <w:bCs/>
+                <w:color w:val="7A5400"/>
+                <w:sz w:val="16"/>
+                <w:szCs w:val="16"/>
+              </w:rPr>
+              <w:t xml:space="preserve">EXPLAIN YOUR REASONING</w:t>
+            </w:r>
+          </w:p>
+        </w:tc>
+      </w:tr>
+      <w:tr>
+        <w:trPr>
+          <w:cantSplit/>
+        </w:trPr>
+        <w:tc>
+          <w:tcPr>
+            <w:tcW w:type="dxa" w:w="2800"/>
+            <w:tcMar>
+              <w:top w:type="dxa" w:w="80"/>
+              <w:left w:type="dxa" w:w="100"/>
+              <w:bottom w:type="dxa" w:w="80"/>
+              <w:right w:type="dxa" w:w="100"/>
+            </w:tcMar>
+            <w:vAlign w:val="top"/>
+          </w:tcPr>
+          <w:p>
+            <w:pPr>
+              <w:spacing w:after="40" w:before="0"/>
+            </w:pPr>
+            <w:r>
+              <w:rPr>
+                <w:b/>
+                <w:bCs/>
+                <w:color w:val="0F2B3C"/>
+                <w:sz w:val="20"/>
+                <w:szCs w:val="20"/>
+              </w:rPr>
+              <w:t xml:space="preserve">2.  x = 4 gives x + x = 8 and 2 × x = 8. Are x + x and 2x equivalent?</w:t>
+            </w:r>
+          </w:p>
+          <w:p>
+            <w:pPr>
+              <w:spacing w:after="0" w:before="0"/>
+            </w:pPr>
+            <w:r>
+              <w:rPr>
+                <w:color w:val="5E6E7E"/>
+                <w:sz w:val="18"/>
+                <w:szCs w:val="18"/>
+              </w:rPr>
+              <w:t xml:space="preserve">Choices: Yes   /   No</w:t>
+            </w:r>
+          </w:p>
+        </w:tc>
+        <w:tc>
+          <w:tcPr>
+            <w:tcW w:type="dxa" w:w="3560"/>
+            <w:tcMar>
+              <w:top w:type="dxa" w:w="80"/>
+              <w:left w:type="dxa" w:w="100"/>
+              <w:bottom w:type="dxa" w:w="80"/>
+              <w:right w:type="dxa" w:w="100"/>
+            </w:tcMar>
+            <w:vAlign w:val="top"/>
+          </w:tcPr>
+          <w:p>
+            <w:pPr>
+              <w:spacing w:after="50" w:before="0"/>
+            </w:pPr>
+            <w:r>
+              <w:rPr>
+                <w:color w:val="BBBBBB"/>
+                <w:sz w:val="18"/>
+                <w:szCs w:val="18"/>
+              </w:rPr>
+              <w:t xml:space="preserve">____________________________</w:t>
+            </w:r>
+          </w:p>
+          <w:p>
+            <w:pPr>
+              <w:spacing w:after="50" w:before="0"/>
+            </w:pPr>
+            <w:r>
+              <w:rPr>
+                <w:color w:val="BBBBBB"/>
+                <w:sz w:val="18"/>
+                <w:szCs w:val="18"/>
+              </w:rPr>
+              <w:t xml:space="preserve">____________________________</w:t>
+            </w:r>
+          </w:p>
+          <w:p>
+            <w:pPr>
+              <w:spacing w:after="50" w:before="0"/>
+            </w:pPr>
+            <w:r>
+              <w:rPr>
+                <w:color w:val="BBBBBB"/>
+                <w:sz w:val="18"/>
+                <w:szCs w:val="18"/>
+              </w:rPr>
+              <w:t xml:space="preserve">____________________________</w:t>
+            </w:r>
+          </w:p>
+          <w:p>
+            <w:pPr>
+              <w:spacing w:after="50" w:before="0"/>
+            </w:pPr>
+            <w:r>
+              <w:rPr>
+                <w:color w:val="BBBBBB"/>
+                <w:sz w:val="18"/>
+                <w:szCs w:val="18"/>
+              </w:rPr>
+              <w:t xml:space="preserve">____________________________</w:t>
+            </w:r>
+          </w:p>
+        </w:tc>
+        <w:tc>
+          <w:tcPr>
+            <w:tcW w:type="dxa" w:w="3000"/>
+            <w:shd w:fill="FBF3E2" w:color="auto" w:val="clear"/>
+            <w:tcMar>
+              <w:top w:type="dxa" w:w="80"/>
+              <w:left w:type="dxa" w:w="100"/>
+              <w:bottom w:type="dxa" w:w="80"/>
+              <w:right w:type="dxa" w:w="100"/>
+            </w:tcMar>
+            <w:vAlign w:val="top"/>
+          </w:tcPr>
+          <w:p>
+            <w:pPr>
+              <w:spacing w:after="30" w:before="0"/>
+            </w:pPr>
+            <w:r>
+              <w:rPr>
+                <w:b/>
+                <w:bCs/>
+                <w:color w:val="0F2B3C"/>
+                <w:sz w:val="18"/>
+                <w:szCs w:val="18"/>
+              </w:rPr>
+              <w:t xml:space="preserve">Because... ________________</w:t>
+            </w:r>
+          </w:p>
+          <w:p>
+            <w:pPr>
+              <w:spacing w:after="50" w:before="0"/>
+            </w:pPr>
+            <w:r>
+              <w:rPr>
+                <w:color w:val="BBBBBB"/>
+                <w:sz w:val="18"/>
+                <w:szCs w:val="18"/>
+              </w:rPr>
+              <w:t xml:space="preserve">____________________________</w:t>
+            </w:r>
+          </w:p>
+          <w:p>
+            <w:pPr>
+              <w:spacing w:after="30" w:before="40"/>
+            </w:pPr>
+            <w:r>
+              <w:rPr>
+                <w:b/>
+                <w:bCs/>
+                <w:color w:val="1A6FB5"/>
+                <w:sz w:val="18"/>
+                <w:szCs w:val="18"/>
+              </w:rPr>
+              <w:t xml:space="preserve">Although... _______________</w:t>
+            </w:r>
+          </w:p>
+          <w:p>
+            <w:pPr>
+              <w:spacing w:after="50" w:before="0"/>
+            </w:pPr>
+            <w:r>
+              <w:rPr>
+                <w:color w:val="BBBBBB"/>
+                <w:sz w:val="18"/>
+                <w:szCs w:val="18"/>
+              </w:rPr>
+              <w:t xml:space="preserve">____________________________</w:t>
+            </w:r>
+          </w:p>
+          <w:p>
+            <w:pPr>
+              <w:spacing w:after="30" w:before="40"/>
+            </w:pPr>
+            <w:r>
+              <w:rPr>
+                <w:b/>
+                <w:bCs/>
+                <w:color w:val="7A5400"/>
+                <w:sz w:val="18"/>
+                <w:szCs w:val="18"/>
+              </w:rPr>
+              <w:t xml:space="preserve">Therefore... ______________</w:t>
+            </w:r>
+          </w:p>
+          <w:p>
+            <w:pPr>
+              <w:spacing w:after="50" w:before="0"/>
+            </w:pPr>
+            <w:r>
+              <w:rPr>
+                <w:color w:val="BBBBBB"/>
+                <w:sz w:val="18"/>
+                <w:szCs w:val="18"/>
+              </w:rPr>
+              <w:t xml:space="preserve">____________________________</w:t>
+            </w:r>
+          </w:p>
+        </w:tc>
+      </w:tr>
+    </w:tbl>
     <w:p>
       <w:pPr>
-        <w:spacing w:after="80" w:before="0"/>
-      </w:pPr>
-      <w:r>
-        <w:rPr>
-          <w:color w:val="BBBBBB"/>
-        </w:rPr>
-        <w:t xml:space="preserve">____________________________________________________</w:t>
-      </w:r>
-    </w:p>
-    <w:p>
-      <w:pPr>
-        <w:spacing w:after="40" w:before="0"/>
-      </w:pPr>
-      <w:r>
-        <w:rPr>
-          <w:sz w:val="22"/>
-          <w:szCs w:val="22"/>
-        </w:rPr>
-        <w:t xml:space="preserve">2.  x = 4 gives x + x = 8 and 2 × x = 8. Are x + x and 2x equivalent?</w:t>
-      </w:r>
-    </w:p>
-    <w:p>
-      <w:pPr>
-        <w:spacing w:after="40" w:before="0"/>
-      </w:pPr>
-      <w:r>
-        <w:rPr>
-          <w:color w:val="5E6E7E"/>
-          <w:sz w:val="20"/>
-          <w:szCs w:val="20"/>
-        </w:rPr>
-        <w:t xml:space="preserve">     choices: Yes   /   No</w:t>
-      </w:r>
-    </w:p>
-    <w:p>
-      <w:pPr>
-        <w:spacing w:after="80" w:before="0"/>
-      </w:pPr>
-      <w:r>
-        <w:rPr>
-          <w:color w:val="BBBBBB"/>
-        </w:rPr>
-        <w:t xml:space="preserve">____________________________________________________</w:t>
+        <w:spacing w:after="60" w:before="0"/>
+      </w:pPr>
+      <w:r>
+        <w:t xml:space="preserve"/>
       </w:r>
     </w:p>
     <w:p>
@@ -469,6 +4123,141 @@
         <w:t xml:space="preserve">____________________________________________________</w:t>
       </w:r>
     </w:p>
+    <w:tbl>
+      <w:tblPr>
+        <w:tblW w:type="dxa" w:w="9360"/>
+        <w:tblBorders>
+          <w:top w:val="single" w:color="C7D2DD" w:sz="6"/>
+          <w:left w:val="single" w:color="C7D2DD" w:sz="6"/>
+          <w:bottom w:val="single" w:color="C7D2DD" w:sz="6"/>
+          <w:right w:val="single" w:color="C7D2DD" w:sz="6"/>
+          <w:insideH w:val="single" w:color="C7D2DD" w:sz="6"/>
+          <w:insideV w:val="single" w:color="C7D2DD" w:sz="6"/>
+        </w:tblBorders>
+      </w:tblPr>
+      <w:tblGrid>
+        <w:gridCol w:w="3120"/>
+        <w:gridCol w:w="3120"/>
+        <w:gridCol w:w="3120"/>
+      </w:tblGrid>
+      <w:tr>
+        <w:trPr>
+          <w:cantSplit/>
+          <w:tblHeader/>
+        </w:trPr>
+        <w:tc>
+          <w:tcPr>
+            <w:tcW w:type="dxa" w:w="9360"/>
+            <w:gridSpan w:val="3"/>
+            <w:shd w:fill="EEF4F8" w:color="auto" w:val="clear"/>
+            <w:tcMar>
+              <w:top w:type="dxa" w:w="60"/>
+              <w:left w:type="dxa" w:w="100"/>
+              <w:bottom w:type="dxa" w:w="60"/>
+              <w:right w:type="dxa" w:w="100"/>
+            </w:tcMar>
+          </w:tcPr>
+          <w:p>
+            <w:pPr>
+              <w:spacing w:after="0" w:before="0"/>
+            </w:pPr>
+            <w:r>
+              <w:rPr>
+                <w:b/>
+                <w:bCs/>
+                <w:color w:val="0F2B3C"/>
+                <w:sz w:val="18"/>
+                <w:szCs w:val="18"/>
+              </w:rPr>
+              <w:t xml:space="preserve">EXIT CHECK · 3-POINT SELF-ASSESSMENT CHECKLIST</w:t>
+            </w:r>
+          </w:p>
+        </w:tc>
+      </w:tr>
+      <w:tr>
+        <w:trPr>
+          <w:cantSplit/>
+        </w:trPr>
+        <w:tc>
+          <w:tcPr>
+            <w:tcW w:type="dxa" w:w="3120"/>
+            <w:tcMar>
+              <w:top w:type="dxa" w:w="80"/>
+              <w:left w:type="dxa" w:w="100"/>
+              <w:bottom w:type="dxa" w:w="80"/>
+              <w:right w:type="dxa" w:w="100"/>
+            </w:tcMar>
+          </w:tcPr>
+          <w:p>
+            <w:pPr>
+              <w:spacing w:after="0" w:before="0"/>
+            </w:pPr>
+            <w:r>
+              <w:rPr>
+                <w:b/>
+                <w:bCs/>
+                <w:color w:val="0F2B3C"/>
+                <w:sz w:val="18"/>
+                <w:szCs w:val="18"/>
+              </w:rPr>
+              <w:t xml:space="preserve">☐ 1. Units &amp; Labels Verified</w:t>
+            </w:r>
+          </w:p>
+        </w:tc>
+        <w:tc>
+          <w:tcPr>
+            <w:tcW w:type="dxa" w:w="3120"/>
+            <w:tcMar>
+              <w:top w:type="dxa" w:w="80"/>
+              <w:left w:type="dxa" w:w="100"/>
+              <w:bottom w:type="dxa" w:w="80"/>
+              <w:right w:type="dxa" w:w="100"/>
+            </w:tcMar>
+          </w:tcPr>
+          <w:p>
+            <w:pPr>
+              <w:spacing w:after="0" w:before="0"/>
+            </w:pPr>
+            <w:r>
+              <w:rPr>
+                <w:b/>
+                <w:bCs/>
+                <w:color w:val="0F2B3C"/>
+                <w:sz w:val="18"/>
+                <w:szCs w:val="18"/>
+              </w:rPr>
+              <w:t xml:space="preserve">☐ 2. Reasoning Stated (Because / Although / Therefore)</w:t>
+            </w:r>
+          </w:p>
+        </w:tc>
+        <w:tc>
+          <w:tcPr>
+            <w:tcW w:type="dxa" w:w="3120"/>
+            <w:tcMar>
+              <w:top w:type="dxa" w:w="80"/>
+              <w:left w:type="dxa" w:w="100"/>
+              <w:bottom w:type="dxa" w:w="80"/>
+              <w:right w:type="dxa" w:w="100"/>
+            </w:tcMar>
+          </w:tcPr>
+          <w:p>
+            <w:pPr>
+              <w:spacing w:after="0" w:before="0"/>
+            </w:pPr>
+            <w:r>
+              <w:rPr>
+                <w:b/>
+                <w:bCs/>
+                <w:color w:val="0F2B3C"/>
+                <w:sz w:val="18"/>
+                <w:szCs w:val="18"/>
+              </w:rPr>
+              <w:t xml:space="preserve">☐ 3. Calculations Double-Checked</w:t>
+            </w:r>
+          </w:p>
+        </w:tc>
+      </w:tr>
+    </w:tbl>
     <w:p>
       <w:pPr>
         <w:spacing w:after="60" w:before="120"/>
